--- a/Proyecto finalV1.5.docx
+++ b/Proyecto finalV1.5.docx
@@ -1,6 +1,6 @@
 
 <file path=word/document.xml><?xml version="1.0" encoding="utf-8"?>
-<w:document xmlns:wpc="http://schemas.microsoft.com/office/word/2010/wordprocessingCanvas" xmlns:cx="http://schemas.microsoft.com/office/drawing/2014/chartex" xmlns:cx1="http://schemas.microsoft.com/office/drawing/2015/9/8/chartex" xmlns:cx2="http://schemas.microsoft.com/office/drawing/2015/10/21/chartex" xmlns:cx3="http://schemas.microsoft.com/office/drawing/2016/5/9/chartex" xmlns:cx4="http://schemas.microsoft.com/office/drawing/2016/5/10/chartex" xmlns:cx5="http://schemas.microsoft.com/office/drawing/2016/5/11/chartex" xmlns:cx6="http://schemas.microsoft.com/office/drawing/2016/5/12/chartex" xmlns:cx7="http://schemas.microsoft.com/office/drawing/2016/5/13/chartex" xmlns:cx8="http://schemas.microsoft.com/office/drawing/2016/5/14/chartex" xmlns:mc="http://schemas.openxmlformats.org/markup-compatibility/2006" xmlns:aink="http://schemas.microsoft.com/office/drawing/2016/ink" xmlns:am3d="http://schemas.microsoft.com/office/drawing/2017/model3d" xmlns:o="urn:schemas-microsoft-com:office:office" xmlns:r="http://schemas.openxmlformats.org/officeDocument/2006/relationships" xmlns:m="http://schemas.openxmlformats.org/officeDocument/2006/math" xmlns:v="urn:schemas-microsoft-com:vml" xmlns:wp14="http://schemas.microsoft.com/office/word/2010/wordprocessingDrawing" xmlns:wp="http://schemas.openxmlformats.org/drawingml/2006/wordprocessingDrawing" xmlns:w10="urn:schemas-microsoft-com:office:word" xmlns:w="http://schemas.openxmlformats.org/wordprocessingml/2006/main" xmlns:w14="http://schemas.microsoft.com/office/word/2010/wordml" xmlns:w15="http://schemas.microsoft.com/office/word/2012/wordml" xmlns:w16cid="http://schemas.microsoft.com/office/word/2016/wordml/cid" xmlns:w16se="http://schemas.microsoft.com/office/word/2015/wordml/symex" xmlns:wpg="http://schemas.microsoft.com/office/word/2010/wordprocessingGroup" xmlns:wpi="http://schemas.microsoft.com/office/word/2010/wordprocessingInk" xmlns:wne="http://schemas.microsoft.com/office/word/2006/wordml" xmlns:wps="http://schemas.microsoft.com/office/word/2010/wordprocessingShape" mc:Ignorable="w14 w15 w16se w16cid wp14">
+<w:document xmlns:wpc="http://schemas.microsoft.com/office/word/2010/wordprocessingCanvas" xmlns:cx="http://schemas.microsoft.com/office/drawing/2014/chartex" xmlns:cx1="http://schemas.microsoft.com/office/drawing/2015/9/8/chartex" xmlns:cx2="http://schemas.microsoft.com/office/drawing/2015/10/21/chartex" xmlns:cx3="http://schemas.microsoft.com/office/drawing/2016/5/9/chartex" xmlns:cx4="http://schemas.microsoft.com/office/drawing/2016/5/10/chartex" xmlns:cx5="http://schemas.microsoft.com/office/drawing/2016/5/11/chartex" xmlns:cx6="http://schemas.microsoft.com/office/drawing/2016/5/12/chartex" xmlns:cx7="http://schemas.microsoft.com/office/drawing/2016/5/13/chartex" xmlns:cx8="http://schemas.microsoft.com/office/drawing/2016/5/14/chartex" xmlns:mc="http://schemas.openxmlformats.org/markup-compatibility/2006" xmlns:aink="http://schemas.microsoft.com/office/drawing/2016/ink" xmlns:am3d="http://schemas.microsoft.com/office/drawing/2017/model3d" xmlns:o="urn:schemas-microsoft-com:office:office" xmlns:oel="http://schemas.microsoft.com/office/2019/extlst" xmlns:r="http://schemas.openxmlformats.org/officeDocument/2006/relationships" xmlns:m="http://schemas.openxmlformats.org/officeDocument/2006/math" xmlns:v="urn:schemas-microsoft-com:vml" xmlns:wp14="http://schemas.microsoft.com/office/word/2010/wordprocessingDrawing" xmlns:wp="http://schemas.openxmlformats.org/drawingml/2006/wordprocessingDrawing" xmlns:w10="urn:schemas-microsoft-com:office:word" xmlns:w="http://schemas.openxmlformats.org/wordprocessingml/2006/main" xmlns:w14="http://schemas.microsoft.com/office/word/2010/wordml" xmlns:w15="http://schemas.microsoft.com/office/word/2012/wordml" xmlns:w16cex="http://schemas.microsoft.com/office/word/2018/wordml/cex" xmlns:w16cid="http://schemas.microsoft.com/office/word/2016/wordml/cid" xmlns:w16="http://schemas.microsoft.com/office/word/2018/wordml" xmlns:w16du="http://schemas.microsoft.com/office/word/2023/wordml/word16du" xmlns:w16sdtdh="http://schemas.microsoft.com/office/word/2020/wordml/sdtdatahash" xmlns:w16sdtfl="http://schemas.microsoft.com/office/word/2024/wordml/sdtformatlock" xmlns:w16se="http://schemas.microsoft.com/office/word/2015/wordml/symex" xmlns:wpg="http://schemas.microsoft.com/office/word/2010/wordprocessingGroup" xmlns:wpi="http://schemas.microsoft.com/office/word/2010/wordprocessingInk" xmlns:wne="http://schemas.microsoft.com/office/word/2006/wordml" xmlns:wps="http://schemas.microsoft.com/office/word/2010/wordprocessingShape" mc:Ignorable="w14 w15 w16se w16cid w16 w16cex w16sdtdh w16sdtfl w16du wp14">
   <w:body>
     <w:p>
       <w:pPr>
@@ -118,19 +118,8 @@
           <w:szCs w:val="24"/>
           <w:lang w:eastAsia="es-AR"/>
         </w:rPr>
-        <w:t xml:space="preserve">Luciano </w:t>
-      </w:r>
-      <w:proofErr w:type="spellStart"/>
-      <w:r>
-        <w:rPr>
-          <w:rFonts w:ascii="Times New Roman" w:eastAsia="Times New Roman" w:hAnsi="Times New Roman" w:cs="Times New Roman"/>
-          <w:sz w:val="24"/>
-          <w:szCs w:val="24"/>
-          <w:lang w:eastAsia="es-AR"/>
-        </w:rPr>
-        <w:t>Kusminsky</w:t>
-      </w:r>
-      <w:proofErr w:type="spellEnd"/>
+        <w:t>Luciano Kusminsky</w:t>
+      </w:r>
     </w:p>
     <w:p>
       <w:pPr>
@@ -164,19 +153,8 @@
           <w:szCs w:val="24"/>
           <w:lang w:eastAsia="es-AR"/>
         </w:rPr>
-        <w:t xml:space="preserve"> </w:t>
-      </w:r>
-      <w:proofErr w:type="spellStart"/>
-      <w:r>
-        <w:rPr>
-          <w:rFonts w:ascii="Times New Roman" w:eastAsia="Times New Roman" w:hAnsi="Times New Roman" w:cs="Times New Roman"/>
-          <w:sz w:val="24"/>
-          <w:szCs w:val="24"/>
-          <w:lang w:eastAsia="es-AR"/>
-        </w:rPr>
-        <w:t>Holguin</w:t>
-      </w:r>
-      <w:proofErr w:type="spellEnd"/>
+        <w:t xml:space="preserve"> Holguin</w:t>
+      </w:r>
     </w:p>
     <w:p>
       <w:pPr>
@@ -323,19 +301,8 @@
           <w:szCs w:val="24"/>
           <w:lang w:eastAsia="es-AR"/>
         </w:rPr>
-        <w:t xml:space="preserve"> Pedro </w:t>
-      </w:r>
-      <w:proofErr w:type="spellStart"/>
-      <w:r>
-        <w:rPr>
-          <w:rFonts w:ascii="Times New Roman" w:eastAsia="Times New Roman" w:hAnsi="Times New Roman" w:cs="Times New Roman"/>
-          <w:sz w:val="24"/>
-          <w:szCs w:val="24"/>
-          <w:lang w:eastAsia="es-AR"/>
-        </w:rPr>
-        <w:t>Ballearre</w:t>
-      </w:r>
-      <w:proofErr w:type="spellEnd"/>
+        <w:t xml:space="preserve"> Pedro Ballearre</w:t>
+      </w:r>
     </w:p>
     <w:p>
       <w:pPr>
@@ -863,7 +830,7 @@
           <w:lang w:eastAsia="es-AR"/>
         </w:rPr>
         <w:pict w14:anchorId="34FC3208">
-          <v:rect id="_x0000_i1038" style="width:0;height:1.5pt" o:hralign="center" o:hrstd="t" o:hr="t" fillcolor="#a0a0a0" stroked="f"/>
+          <v:rect id="_x0000_i1027" style="width:0;height:1.5pt" o:hralign="center" o:hrstd="t" o:hr="t" fillcolor="#a0a0a0" stroked="f"/>
         </w:pict>
       </w:r>
     </w:p>
@@ -1139,67 +1106,7 @@
           <w:szCs w:val="24"/>
           <w:lang w:eastAsia="es-AR"/>
         </w:rPr>
-        <w:t>Garantizar la compatibilidad nativa con simuladores de vuelo de PC (como Microsoft Flight Simulator, X-</w:t>
-      </w:r>
-      <w:proofErr w:type="spellStart"/>
-      <w:r>
-        <w:rPr>
-          <w:rFonts w:ascii="Segoe UI" w:eastAsia="Times New Roman" w:hAnsi="Segoe UI" w:cs="Segoe UI"/>
-          <w:sz w:val="24"/>
-          <w:szCs w:val="24"/>
-          <w:lang w:eastAsia="es-AR"/>
-        </w:rPr>
-        <w:t>Plane</w:t>
-      </w:r>
-      <w:proofErr w:type="spellEnd"/>
-      <w:r>
-        <w:rPr>
-          <w:rFonts w:ascii="Segoe UI" w:eastAsia="Times New Roman" w:hAnsi="Segoe UI" w:cs="Segoe UI"/>
-          <w:sz w:val="24"/>
-          <w:szCs w:val="24"/>
-          <w:lang w:eastAsia="es-AR"/>
-        </w:rPr>
-        <w:t xml:space="preserve"> o </w:t>
-      </w:r>
-      <w:proofErr w:type="spellStart"/>
-      <w:r>
-        <w:rPr>
-          <w:rFonts w:ascii="Segoe UI" w:eastAsia="Times New Roman" w:hAnsi="Segoe UI" w:cs="Segoe UI"/>
-          <w:sz w:val="24"/>
-          <w:szCs w:val="24"/>
-          <w:lang w:eastAsia="es-AR"/>
-        </w:rPr>
-        <w:t>War</w:t>
-      </w:r>
-      <w:proofErr w:type="spellEnd"/>
-      <w:r>
-        <w:rPr>
-          <w:rFonts w:ascii="Segoe UI" w:eastAsia="Times New Roman" w:hAnsi="Segoe UI" w:cs="Segoe UI"/>
-          <w:sz w:val="24"/>
-          <w:szCs w:val="24"/>
-          <w:lang w:eastAsia="es-AR"/>
-        </w:rPr>
-        <w:t xml:space="preserve"> </w:t>
-      </w:r>
-      <w:proofErr w:type="spellStart"/>
-      <w:r>
-        <w:rPr>
-          <w:rFonts w:ascii="Segoe UI" w:eastAsia="Times New Roman" w:hAnsi="Segoe UI" w:cs="Segoe UI"/>
-          <w:sz w:val="24"/>
-          <w:szCs w:val="24"/>
-          <w:lang w:eastAsia="es-AR"/>
-        </w:rPr>
-        <w:t>Thunder</w:t>
-      </w:r>
-      <w:proofErr w:type="spellEnd"/>
-      <w:r>
-        <w:rPr>
-          <w:rFonts w:ascii="Segoe UI" w:eastAsia="Times New Roman" w:hAnsi="Segoe UI" w:cs="Segoe UI"/>
-          <w:sz w:val="24"/>
-          <w:szCs w:val="24"/>
-          <w:lang w:eastAsia="es-AR"/>
-        </w:rPr>
-        <w:t>).</w:t>
+        <w:t>Garantizar la compatibilidad nativa con simuladores de vuelo de PC (como Microsoft Flight Simulator, X-Plane o War Thunder).</w:t>
       </w:r>
     </w:p>
     <w:p>
@@ -3036,11 +2943,38 @@
     </w:p>
     <w:p>
       <w:pPr>
+        <w:rPr>
+          <w:lang w:val="es-ES"/>
+        </w:rPr>
+      </w:pPr>
+    </w:p>
+    <w:p>
+      <w:pPr>
+        <w:rPr>
+          <w:lang w:val="es-ES"/>
+        </w:rPr>
+      </w:pPr>
+    </w:p>
+    <w:p>
+      <w:pPr>
+        <w:rPr>
+          <w:lang w:val="es-ES"/>
+        </w:rPr>
+      </w:pPr>
+    </w:p>
+    <w:p>
+      <w:pPr>
+        <w:rPr>
+          <w:lang w:val="es-ES"/>
+        </w:rPr>
+      </w:pPr>
+    </w:p>
+    <w:p>
+      <w:pPr>
         <w:pStyle w:val="Ttulo3"/>
         <w:jc w:val="center"/>
         <w:rPr>
-          <w:sz w:val="24"/>
-          <w:szCs w:val="24"/>
+          <w:lang w:val="es-ES"/>
         </w:rPr>
       </w:pPr>
       <w:r>
@@ -3052,42 +2986,91 @@
     </w:p>
     <w:p>
       <w:pPr>
-        <w:spacing w:after="0" w:line="240" w:lineRule="auto"/>
-        <w:rPr>
+        <w:pStyle w:val="Ttulo3"/>
+        <w:rPr>
+          <w:rStyle w:val="Ttulo2Car"/>
+          <w:rFonts w:ascii="Segoe UI" w:hAnsi="Segoe UI" w:cs="Segoe UI"/>
+          <w:color w:val="auto"/>
+          <w:lang w:val="es-ES"/>
+        </w:rPr>
+      </w:pPr>
+      <w:r>
+        <w:rPr>
+          <w:rStyle w:val="Ttulo2Car"/>
+          <w:rFonts w:ascii="Segoe UI" w:hAnsi="Segoe UI" w:cs="Segoe UI"/>
+          <w:color w:val="auto"/>
+          <w:lang w:val="es-ES"/>
+        </w:rPr>
+        <w:t xml:space="preserve">Arduino Atmega32U4 </w:t>
+      </w:r>
+      <w:proofErr w:type="gramStart"/>
+      <w:r>
+        <w:rPr>
+          <w:rStyle w:val="Ttulo2Car"/>
+          <w:rFonts w:ascii="Segoe UI" w:hAnsi="Segoe UI" w:cs="Segoe UI"/>
+          <w:color w:val="auto"/>
+          <w:lang w:val="es-ES"/>
+        </w:rPr>
+        <w:t>Pro Micro</w:t>
+      </w:r>
+      <w:proofErr w:type="gramEnd"/>
+    </w:p>
+    <w:p>
+      <w:pPr>
+        <w:ind w:firstLine="708"/>
+        <w:rPr>
+          <w:rStyle w:val="Ttulo2Car"/>
+          <w:rFonts w:ascii="Segoe UI" w:hAnsi="Segoe UI" w:cs="Segoe UI"/>
+          <w:color w:val="auto"/>
+          <w:lang w:val="es-ES"/>
+        </w:rPr>
+      </w:pPr>
+      <w:r>
+        <w:t xml:space="preserve">El Arduino </w:t>
+      </w:r>
+      <w:proofErr w:type="gramStart"/>
+      <w:r>
+        <w:t>Pro Micro</w:t>
+      </w:r>
+      <w:proofErr w:type="gramEnd"/>
+      <w:r>
+        <w:t xml:space="preserve"> ATmega32U4 es una pequeña placa electrónica programable que permite controlar componentes y crear proyectos electrónicos. Cuenta con un microcontrolador ATmega32U4, que puede comunicarse directamente con una computadora mediante USB. En nuestro proyecto, se utiliza para leer los movimientos del joystick en los ejes X e Y</w:t>
+      </w:r>
+      <w:r>
+        <w:t>,</w:t>
+      </w:r>
+      <w:r>
+        <w:t xml:space="preserve"> y enviar esa información a la computadora, permitiendo utilizarlo como un dispositivo de control para simuladores. Su tamaño reducido y bajo costo lo hacen ideal para construir un joystick económico y personalizado.</w:t>
+      </w:r>
+    </w:p>
+    <w:p>
+      <w:pPr>
+        <w:rPr>
+          <w:shd w:val="clear" w:color="auto" w:fill="FCFCFC"/>
+        </w:rPr>
+      </w:pPr>
+      <w:r>
+        <w:rPr>
+          <w:rStyle w:val="Ttulo2Car"/>
+          <w:rFonts w:ascii="Segoe UI" w:hAnsi="Segoe UI" w:cs="Segoe UI"/>
           <w:b/>
-          <w:lang w:val="es-ES"/>
-        </w:rPr>
-      </w:pPr>
-    </w:p>
-    <w:p>
-      <w:pPr>
-        <w:pStyle w:val="Subttulo"/>
-        <w:rPr>
-          <w:rFonts w:ascii="Segoe UI" w:hAnsi="Segoe UI" w:cs="Segoe UI"/>
-          <w:color w:val="0D0D0D"/>
+          <w:bCs/>
+          <w:color w:val="auto"/>
+        </w:rPr>
+        <w:t>Sensores Lineales Tipo Hall</w:t>
+      </w:r>
+      <w:r>
+        <w:rPr>
           <w:shd w:val="clear" w:color="auto" w:fill="FCFCFC"/>
         </w:rPr>
-      </w:pPr>
-      <w:r>
-        <w:rPr>
-          <w:lang w:val="es-ES"/>
-        </w:rPr>
-        <w:lastRenderedPageBreak/>
-        <w:t>Arduino Atmega32U4 Pro Micro</w:t>
-      </w:r>
-      <w:r>
-        <w:rPr>
-          <w:lang w:val="es-ES"/>
+        <w:t xml:space="preserve"> </w:t>
+      </w:r>
+      <w:r>
+        <w:rPr>
+          <w:shd w:val="clear" w:color="auto" w:fill="FCFCFC"/>
         </w:rPr>
         <w:br/>
-      </w:r>
-      <w:r>
-        <w:rPr>
-          <w:rFonts w:ascii="Segoe UI" w:hAnsi="Segoe UI" w:cs="Segoe UI"/>
-          <w:color w:val="0D0D0D"/>
-          <w:shd w:val="clear" w:color="auto" w:fill="FCFCFC"/>
-        </w:rPr>
-        <w:t xml:space="preserve">El </w:t>
+        <w:t xml:space="preserve">Los </w:t>
       </w:r>
       <w:r>
         <w:rPr>
@@ -3099,131 +3082,59 @@
           <w:bdr w:val="none" w:sz="0" w:space="0" w:color="auto" w:frame="1"/>
           <w:shd w:val="clear" w:color="auto" w:fill="FCFCFC"/>
         </w:rPr>
-        <w:t>Arduino Pro Micro ATmega32U4</w:t>
-      </w:r>
-      <w:r>
+        <w:t>sensores lineales tipo Hall</w:t>
+      </w:r>
+      <w:r>
+        <w:rPr>
+          <w:shd w:val="clear" w:color="auto" w:fill="FCFCFC"/>
+        </w:rPr>
+        <w:t xml:space="preserve"> son dispositivos electrónicos que detectan campos magnéticos y los convierten en una señal eléctrica </w:t>
+      </w:r>
+      <w:r>
+        <w:rPr>
+          <w:shd w:val="clear" w:color="auto" w:fill="FCFCFC"/>
+        </w:rPr>
+        <w:t>proporcional</w:t>
+      </w:r>
+      <w:r>
+        <w:rPr>
+          <w:shd w:val="clear" w:color="auto" w:fill="FCFCFC"/>
+        </w:rPr>
+        <w:t xml:space="preserve"> a su intensidad. En nuestro proyecto, pueden utilizarse para detectar el movimiento del joystick en los ejes X e Y, permitiendo registrar su posición sin necesidad de contacto físico direct</w:t>
+      </w:r>
+      <w:r>
+        <w:rPr>
+          <w:shd w:val="clear" w:color="auto" w:fill="FCFCFC"/>
+        </w:rPr>
+        <w:t>o</w:t>
+      </w:r>
+      <w:r>
+        <w:rPr>
+          <w:shd w:val="clear" w:color="auto" w:fill="FCFCFC"/>
+        </w:rPr>
+        <w:t>. Se destacan por su precisión, durabilidad y bajo desgaste mecánico, por lo que son útiles para construir controles electrónicos.</w:t>
+      </w:r>
+      <w:r>
+        <w:rPr>
+          <w:shd w:val="clear" w:color="auto" w:fill="FCFCFC"/>
+        </w:rPr>
+        <w:br/>
+      </w:r>
+    </w:p>
+    <w:p>
+      <w:pPr>
+        <w:pStyle w:val="Ttulo2"/>
         <w:rPr>
           <w:rFonts w:ascii="Segoe UI" w:hAnsi="Segoe UI" w:cs="Segoe UI"/>
-          <w:color w:val="0D0D0D"/>
+          <w:color w:val="auto"/>
           <w:shd w:val="clear" w:color="auto" w:fill="FCFCFC"/>
         </w:rPr>
-        <w:t xml:space="preserve"> es una pequeña placa electrónica programable que permite controlar componentes y crear proyectos electrónicos. Cuenta con un microcontrolador ATmega32U4, que puede comunicarse directamente con una computadora mediante USB. En nuestro proyecto, se utiliza para leer los movimientos del joystick en los ejes X e Y </w:t>
-      </w:r>
-      <w:proofErr w:type="spellStart"/>
+      </w:pPr>
       <w:r>
         <w:rPr>
           <w:rFonts w:ascii="Segoe UI" w:hAnsi="Segoe UI" w:cs="Segoe UI"/>
-          <w:color w:val="0D0D0D"/>
-          <w:shd w:val="clear" w:color="auto" w:fill="FCFCFC"/>
-        </w:rPr>
-        <w:t>y</w:t>
-      </w:r>
-      <w:proofErr w:type="spellEnd"/>
-      <w:r>
-        <w:rPr>
-          <w:rFonts w:ascii="Segoe UI" w:hAnsi="Segoe UI" w:cs="Segoe UI"/>
-          <w:color w:val="0D0D0D"/>
-          <w:shd w:val="clear" w:color="auto" w:fill="FCFCFC"/>
-        </w:rPr>
-        <w:t xml:space="preserve"> enviar esa información a la computadora, permitiendo utilizarlo como un dispositivo de control para simuladores. Su tamaño reducido y bajo costo lo hacen ideal para construir un joystick económico y personalizado.</w:t>
-      </w:r>
-      <w:r>
-        <w:rPr>
-          <w:rFonts w:ascii="Segoe UI" w:hAnsi="Segoe UI" w:cs="Segoe UI"/>
-          <w:color w:val="0D0D0D"/>
-          <w:shd w:val="clear" w:color="auto" w:fill="FCFCFC"/>
-        </w:rPr>
-        <w:br/>
-      </w:r>
-      <w:r>
-        <w:rPr>
-          <w:rFonts w:ascii="Segoe UI" w:hAnsi="Segoe UI" w:cs="Segoe UI"/>
-          <w:color w:val="0D0D0D"/>
-          <w:shd w:val="clear" w:color="auto" w:fill="FCFCFC"/>
-        </w:rPr>
-        <w:br/>
-      </w:r>
-      <w:r>
-        <w:rPr>
-          <w:rFonts w:ascii="Segoe UI" w:hAnsi="Segoe UI" w:cs="Segoe UI"/>
-        </w:rPr>
-        <w:t>Sensores</w:t>
-      </w:r>
-      <w:r>
-        <w:t xml:space="preserve"> Lineales Tipo Hall</w:t>
-      </w:r>
-      <w:r>
-        <w:rPr>
-          <w:rFonts w:ascii="Segoe UI" w:hAnsi="Segoe UI" w:cs="Segoe UI"/>
-          <w:color w:val="0D0D0D"/>
-          <w:shd w:val="clear" w:color="auto" w:fill="FCFCFC"/>
-        </w:rPr>
-        <w:t xml:space="preserve"> </w:t>
-      </w:r>
-      <w:r>
-        <w:rPr>
-          <w:rFonts w:ascii="Segoe UI" w:hAnsi="Segoe UI" w:cs="Segoe UI"/>
-          <w:color w:val="0D0D0D"/>
-          <w:shd w:val="clear" w:color="auto" w:fill="FCFCFC"/>
-        </w:rPr>
-        <w:br/>
-        <w:t xml:space="preserve">Los </w:t>
-      </w:r>
-      <w:r>
-        <w:rPr>
-          <w:rStyle w:val="xt0psk2"/>
-          <w:rFonts w:ascii="Segoe UI" w:hAnsi="Segoe UI" w:cs="Segoe UI"/>
-          <w:b/>
-          <w:bCs/>
-          <w:color w:val="0D0D0D"/>
-          <w:bdr w:val="none" w:sz="0" w:space="0" w:color="auto" w:frame="1"/>
-          <w:shd w:val="clear" w:color="auto" w:fill="FCFCFC"/>
-        </w:rPr>
-        <w:t>sensores lineales tipo Hall</w:t>
-      </w:r>
-      <w:r>
-        <w:rPr>
-          <w:rFonts w:ascii="Segoe UI" w:hAnsi="Segoe UI" w:cs="Segoe UI"/>
-          <w:color w:val="0D0D0D"/>
-          <w:shd w:val="clear" w:color="auto" w:fill="FCFCFC"/>
-        </w:rPr>
-        <w:t xml:space="preserve"> son dispositivos electrónicos que detectan campos magnéticos y los convierten en una señal eléctrica proporcional a su intensidad. En nuestro proyecto, pueden utilizarse para detectar el movimiento del joystick en los ejes X e Y, permitiendo registrar su posición sin necesidad de contacto físico direct</w:t>
-      </w:r>
-      <w:r>
-        <w:rPr>
-          <w:rFonts w:ascii="Segoe UI" w:hAnsi="Segoe UI" w:cs="Segoe UI"/>
-          <w:color w:val="0D0D0D"/>
-          <w:shd w:val="clear" w:color="auto" w:fill="FCFCFC"/>
-        </w:rPr>
-        <w:t>o</w:t>
-      </w:r>
-      <w:r>
-        <w:rPr>
-          <w:rFonts w:ascii="Segoe UI" w:hAnsi="Segoe UI" w:cs="Segoe UI"/>
-          <w:color w:val="0D0D0D"/>
-          <w:shd w:val="clear" w:color="auto" w:fill="FCFCFC"/>
-        </w:rPr>
-        <w:t>. Se destacan por su precisión, durabilidad y bajo desgaste mecánico, por lo que son útiles para construir controles electrónicos.</w:t>
-      </w:r>
-      <w:r>
-        <w:rPr>
-          <w:rFonts w:ascii="Segoe UI" w:hAnsi="Segoe UI" w:cs="Segoe UI"/>
-          <w:color w:val="0D0D0D"/>
-          <w:shd w:val="clear" w:color="auto" w:fill="FCFCFC"/>
-        </w:rPr>
-        <w:br/>
-      </w:r>
-    </w:p>
-    <w:p>
-      <w:pPr>
-        <w:pStyle w:val="Subttulo"/>
-        <w:rPr>
-          <w:rFonts w:ascii="Segoe UI" w:hAnsi="Segoe UI" w:cs="Segoe UI"/>
-          <w:color w:val="0D0D0D"/>
-          <w:shd w:val="clear" w:color="auto" w:fill="FCFCFC"/>
-        </w:rPr>
-      </w:pPr>
-      <w:r>
+          <w:color w:val="auto"/>
+        </w:rPr>
         <w:t>Potenciómetro</w:t>
       </w:r>
     </w:p>
@@ -3300,10 +3211,22 @@
         </w:rPr>
         <w:br/>
       </w:r>
-      <w:r>
+      <w:proofErr w:type="spellStart"/>
+      <w:r>
+        <w:rPr>
+          <w:rStyle w:val="Ttulo2Car"/>
+          <w:rFonts w:ascii="Segoe UI" w:hAnsi="Segoe UI" w:cs="Segoe UI"/>
+          <w:color w:val="auto"/>
+        </w:rPr>
         <w:t>Protoboard</w:t>
       </w:r>
-      <w:r>
+      <w:proofErr w:type="spellEnd"/>
+      <w:r>
+        <w:rPr>
+          <w:rFonts w:ascii="Segoe UI" w:hAnsi="Segoe UI" w:cs="Segoe UI"/>
+          <w:color w:val="0D0D0D"/>
+          <w:shd w:val="clear" w:color="auto" w:fill="FCFCFC"/>
+        </w:rPr>
         <w:br/>
       </w:r>
       <w:r>
@@ -3362,6 +3285,7 @@
         <w:spacing w:after="0" w:line="240" w:lineRule="auto"/>
         <w:rPr>
           <w:rFonts w:ascii="Segoe UI" w:hAnsi="Segoe UI" w:cs="Segoe UI"/>
+          <w:b/>
           <w:lang w:val="es-ES"/>
         </w:rPr>
       </w:pPr>
@@ -3381,11 +3305,20 @@
         </w:rPr>
         <w:tab/>
       </w:r>
-      <w:r>
+    </w:p>
+    <w:p>
+      <w:pPr>
+        <w:spacing w:after="0" w:line="240" w:lineRule="auto"/>
         <w:rPr>
           <w:rFonts w:ascii="Segoe UI" w:hAnsi="Segoe UI" w:cs="Segoe UI"/>
           <w:lang w:val="es-ES"/>
         </w:rPr>
+      </w:pPr>
+      <w:r>
+        <w:rPr>
+          <w:rFonts w:ascii="Segoe UI" w:hAnsi="Segoe UI" w:cs="Segoe UI"/>
+          <w:lang w:val="es-ES"/>
+        </w:rPr>
         <w:t xml:space="preserve">La estructura </w:t>
       </w:r>
       <w:r>
@@ -3400,23 +3333,7 @@
           <w:rFonts w:ascii="Segoe UI" w:hAnsi="Segoe UI" w:cs="Segoe UI"/>
           <w:lang w:val="es-ES"/>
         </w:rPr>
-        <w:t xml:space="preserve"> basada en materiales reciclados, placas de aluminio. Este logra imitar el movimiento de un joystick gracias a un sistema de </w:t>
-      </w:r>
-      <w:proofErr w:type="spellStart"/>
-      <w:r>
-        <w:rPr>
-          <w:rFonts w:ascii="Segoe UI" w:hAnsi="Segoe UI" w:cs="Segoe UI"/>
-          <w:lang w:val="es-ES"/>
-        </w:rPr>
-        <w:t>rulemanes</w:t>
-      </w:r>
-      <w:proofErr w:type="spellEnd"/>
-      <w:r>
-        <w:rPr>
-          <w:rFonts w:ascii="Segoe UI" w:hAnsi="Segoe UI" w:cs="Segoe UI"/>
-          <w:lang w:val="es-ES"/>
-        </w:rPr>
-        <w:t xml:space="preserve"> que habilita el movimiento fluido.</w:t>
+        <w:t xml:space="preserve"> basada en materiales reciclados, placas de aluminio. Este logra imitar el movimiento de un joystick gracias a un sistema de rulemanes que habilita el movimiento fluido.</w:t>
       </w:r>
     </w:p>
     <w:p>
@@ -3438,8 +3355,6 @@
           <w:lang w:val="es-ES"/>
         </w:rPr>
       </w:pPr>
-      <w:bookmarkStart w:id="0" w:name="_GoBack"/>
-      <w:bookmarkEnd w:id="0"/>
     </w:p>
     <w:p>
       <w:pPr>
@@ -3466,7 +3381,6 @@
           <w:b/>
           <w:lang w:val="es-ES"/>
         </w:rPr>
-        <w:lastRenderedPageBreak/>
         <w:t>Electrónico</w:t>
       </w:r>
     </w:p>
@@ -3642,8 +3556,18 @@
           <w:b/>
           <w:lang w:val="es-ES"/>
         </w:rPr>
-        <w:t>Arduino pro micro</w:t>
-      </w:r>
+        <w:t xml:space="preserve">Arduino </w:t>
+      </w:r>
+      <w:proofErr w:type="gramStart"/>
+      <w:r>
+        <w:rPr>
+          <w:rFonts w:ascii="Segoe UI" w:hAnsi="Segoe UI" w:cs="Segoe UI"/>
+          <w:b/>
+          <w:lang w:val="es-ES"/>
+        </w:rPr>
+        <w:t>pro micro</w:t>
+      </w:r>
+      <w:proofErr w:type="gramEnd"/>
     </w:p>
     <w:p>
       <w:pPr>
@@ -3668,24 +3592,6 @@
         </w:rPr>
         <w:t>a la línea de alimentación para proveer la protoboard de energía.</w:t>
       </w:r>
-    </w:p>
-    <w:p>
-      <w:pPr>
-        <w:spacing w:after="0" w:line="240" w:lineRule="auto"/>
-        <w:rPr>
-          <w:rFonts w:ascii="Segoe UI" w:hAnsi="Segoe UI" w:cs="Segoe UI"/>
-          <w:lang w:val="es-ES"/>
-        </w:rPr>
-      </w:pPr>
-    </w:p>
-    <w:p>
-      <w:pPr>
-        <w:spacing w:after="0" w:line="240" w:lineRule="auto"/>
-        <w:rPr>
-          <w:rFonts w:ascii="Segoe UI" w:hAnsi="Segoe UI" w:cs="Segoe UI"/>
-          <w:lang w:val="es-ES"/>
-        </w:rPr>
-      </w:pPr>
     </w:p>
     <w:p>
       <w:pPr>
@@ -3984,35 +3890,2501 @@
     </w:p>
     <w:p>
       <w:pPr>
-        <w:spacing w:after="0" w:line="240" w:lineRule="auto"/>
-        <w:rPr>
-          <w:lang w:val="es-ES"/>
-        </w:rPr>
-      </w:pPr>
-    </w:p>
-    <w:p>
-      <w:pPr>
-        <w:spacing w:after="0" w:line="240" w:lineRule="auto"/>
-        <w:rPr>
-          <w:lang w:val="es-ES"/>
-        </w:rPr>
-      </w:pPr>
-    </w:p>
-    <w:p>
-      <w:pPr>
-        <w:spacing w:after="0" w:line="240" w:lineRule="auto"/>
-        <w:rPr>
-          <w:lang w:val="es-ES"/>
-        </w:rPr>
-      </w:pPr>
-    </w:p>
-    <w:p>
-      <w:pPr>
-        <w:spacing w:after="0" w:line="240" w:lineRule="auto"/>
-        <w:rPr>
-          <w:lang w:val="es-ES"/>
-        </w:rPr>
-      </w:pPr>
+        <w:pStyle w:val="Ttulo2"/>
+        <w:jc w:val="center"/>
+        <w:rPr>
+          <w:b/>
+          <w:bCs/>
+          <w:color w:val="auto"/>
+          <w:lang w:val="es-ES"/>
+        </w:rPr>
+      </w:pPr>
+      <w:r>
+        <w:rPr>
+          <w:b/>
+          <w:bCs/>
+          <w:color w:val="auto"/>
+          <w:lang w:val="es-ES"/>
+        </w:rPr>
+        <w:t>Software</w:t>
+      </w:r>
+    </w:p>
+    <w:p>
+      <w:pPr>
+        <w:spacing w:after="0" w:line="240" w:lineRule="auto"/>
+        <w:rPr>
+          <w:lang w:val="es-ES"/>
+        </w:rPr>
+      </w:pPr>
+    </w:p>
+    <w:p>
+      <w:pPr>
+        <w:spacing w:after="0" w:line="240" w:lineRule="auto"/>
+        <w:rPr>
+          <w:lang w:val="es-ES"/>
+        </w:rPr>
+      </w:pPr>
+    </w:p>
+    <w:p>
+      <w:pPr>
+        <w:spacing w:after="0" w:line="240" w:lineRule="auto"/>
+        <w:rPr>
+          <w:lang w:val="es-ES"/>
+        </w:rPr>
+      </w:pPr>
+      <w:r>
+        <w:rPr>
+          <w:lang w:val="es-ES"/>
+        </w:rPr>
+        <w:t>#include &lt;</w:t>
+      </w:r>
+      <w:proofErr w:type="spellStart"/>
+      <w:r>
+        <w:rPr>
+          <w:lang w:val="es-ES"/>
+        </w:rPr>
+        <w:t>Joystick.h</w:t>
+      </w:r>
+      <w:proofErr w:type="spellEnd"/>
+      <w:r>
+        <w:rPr>
+          <w:lang w:val="es-ES"/>
+        </w:rPr>
+        <w:t>&gt;</w:t>
+      </w:r>
+    </w:p>
+    <w:p>
+      <w:pPr>
+        <w:spacing w:after="0" w:line="240" w:lineRule="auto"/>
+        <w:rPr>
+          <w:lang w:val="es-ES"/>
+        </w:rPr>
+      </w:pPr>
+    </w:p>
+    <w:p>
+      <w:pPr>
+        <w:spacing w:after="0" w:line="240" w:lineRule="auto"/>
+        <w:rPr>
+          <w:lang w:val="es-ES"/>
+        </w:rPr>
+      </w:pPr>
+      <w:r>
+        <w:rPr>
+          <w:lang w:val="es-ES"/>
+        </w:rPr>
+        <w:t>// Entradas analógicas</w:t>
+      </w:r>
+    </w:p>
+    <w:p>
+      <w:pPr>
+        <w:spacing w:after="0" w:line="240" w:lineRule="auto"/>
+        <w:rPr>
+          <w:lang w:val="es-ES"/>
+        </w:rPr>
+      </w:pPr>
+      <w:proofErr w:type="spellStart"/>
+      <w:r>
+        <w:rPr>
+          <w:lang w:val="es-ES"/>
+        </w:rPr>
+        <w:t>const</w:t>
+      </w:r>
+      <w:proofErr w:type="spellEnd"/>
+      <w:r>
+        <w:rPr>
+          <w:lang w:val="es-ES"/>
+        </w:rPr>
+        <w:t xml:space="preserve"> </w:t>
+      </w:r>
+      <w:proofErr w:type="spellStart"/>
+      <w:r>
+        <w:rPr>
+          <w:lang w:val="es-ES"/>
+        </w:rPr>
+        <w:t>int</w:t>
+      </w:r>
+      <w:proofErr w:type="spellEnd"/>
+      <w:r>
+        <w:rPr>
+          <w:lang w:val="es-ES"/>
+        </w:rPr>
+        <w:t xml:space="preserve"> </w:t>
+      </w:r>
+      <w:proofErr w:type="spellStart"/>
+      <w:r>
+        <w:rPr>
+          <w:lang w:val="es-ES"/>
+        </w:rPr>
+        <w:t>sensorX</w:t>
+      </w:r>
+      <w:proofErr w:type="spellEnd"/>
+      <w:r>
+        <w:rPr>
+          <w:lang w:val="es-ES"/>
+        </w:rPr>
+        <w:t xml:space="preserve"> = A0;</w:t>
+      </w:r>
+    </w:p>
+    <w:p>
+      <w:pPr>
+        <w:spacing w:after="0" w:line="240" w:lineRule="auto"/>
+        <w:rPr>
+          <w:lang w:val="es-ES"/>
+        </w:rPr>
+      </w:pPr>
+      <w:proofErr w:type="spellStart"/>
+      <w:r>
+        <w:rPr>
+          <w:lang w:val="es-ES"/>
+        </w:rPr>
+        <w:t>const</w:t>
+      </w:r>
+      <w:proofErr w:type="spellEnd"/>
+      <w:r>
+        <w:rPr>
+          <w:lang w:val="es-ES"/>
+        </w:rPr>
+        <w:t xml:space="preserve"> </w:t>
+      </w:r>
+      <w:proofErr w:type="spellStart"/>
+      <w:r>
+        <w:rPr>
+          <w:lang w:val="es-ES"/>
+        </w:rPr>
+        <w:t>int</w:t>
+      </w:r>
+      <w:proofErr w:type="spellEnd"/>
+      <w:r>
+        <w:rPr>
+          <w:lang w:val="es-ES"/>
+        </w:rPr>
+        <w:t xml:space="preserve"> </w:t>
+      </w:r>
+      <w:proofErr w:type="spellStart"/>
+      <w:r>
+        <w:rPr>
+          <w:lang w:val="es-ES"/>
+        </w:rPr>
+        <w:t>sensorY</w:t>
+      </w:r>
+      <w:proofErr w:type="spellEnd"/>
+      <w:r>
+        <w:rPr>
+          <w:lang w:val="es-ES"/>
+        </w:rPr>
+        <w:t xml:space="preserve"> = A1;</w:t>
+      </w:r>
+    </w:p>
+    <w:p>
+      <w:pPr>
+        <w:spacing w:after="0" w:line="240" w:lineRule="auto"/>
+        <w:rPr>
+          <w:lang w:val="es-ES"/>
+        </w:rPr>
+      </w:pPr>
+      <w:proofErr w:type="spellStart"/>
+      <w:r>
+        <w:rPr>
+          <w:lang w:val="es-ES"/>
+        </w:rPr>
+        <w:t>const</w:t>
+      </w:r>
+      <w:proofErr w:type="spellEnd"/>
+      <w:r>
+        <w:rPr>
+          <w:lang w:val="es-ES"/>
+        </w:rPr>
+        <w:t xml:space="preserve"> </w:t>
+      </w:r>
+      <w:proofErr w:type="spellStart"/>
+      <w:r>
+        <w:rPr>
+          <w:lang w:val="es-ES"/>
+        </w:rPr>
+        <w:t>int</w:t>
+      </w:r>
+      <w:proofErr w:type="spellEnd"/>
+      <w:r>
+        <w:rPr>
+          <w:lang w:val="es-ES"/>
+        </w:rPr>
+        <w:t xml:space="preserve"> acelerador = A2;</w:t>
+      </w:r>
+    </w:p>
+    <w:p>
+      <w:pPr>
+        <w:spacing w:after="0" w:line="240" w:lineRule="auto"/>
+        <w:rPr>
+          <w:lang w:val="es-ES"/>
+        </w:rPr>
+      </w:pPr>
+      <w:proofErr w:type="spellStart"/>
+      <w:r>
+        <w:rPr>
+          <w:lang w:val="es-ES"/>
+        </w:rPr>
+        <w:t>const</w:t>
+      </w:r>
+      <w:proofErr w:type="spellEnd"/>
+      <w:r>
+        <w:rPr>
+          <w:lang w:val="es-ES"/>
+        </w:rPr>
+        <w:t xml:space="preserve"> </w:t>
+      </w:r>
+      <w:proofErr w:type="spellStart"/>
+      <w:r>
+        <w:rPr>
+          <w:lang w:val="es-ES"/>
+        </w:rPr>
+        <w:t>int</w:t>
+      </w:r>
+      <w:proofErr w:type="spellEnd"/>
+      <w:r>
+        <w:rPr>
+          <w:lang w:val="es-ES"/>
+        </w:rPr>
+        <w:t xml:space="preserve"> </w:t>
+      </w:r>
+      <w:proofErr w:type="spellStart"/>
+      <w:r>
+        <w:rPr>
+          <w:lang w:val="es-ES"/>
+        </w:rPr>
+        <w:t>ejeZ</w:t>
+      </w:r>
+      <w:proofErr w:type="spellEnd"/>
+      <w:r>
+        <w:rPr>
+          <w:lang w:val="es-ES"/>
+        </w:rPr>
+        <w:t xml:space="preserve"> = A3;</w:t>
+      </w:r>
+    </w:p>
+    <w:p>
+      <w:pPr>
+        <w:spacing w:after="0" w:line="240" w:lineRule="auto"/>
+        <w:rPr>
+          <w:lang w:val="es-ES"/>
+        </w:rPr>
+      </w:pPr>
+    </w:p>
+    <w:p>
+      <w:pPr>
+        <w:spacing w:after="0" w:line="240" w:lineRule="auto"/>
+        <w:rPr>
+          <w:lang w:val="es-ES"/>
+        </w:rPr>
+      </w:pPr>
+      <w:r>
+        <w:rPr>
+          <w:lang w:val="es-ES"/>
+        </w:rPr>
+        <w:t>// Rango estimado de los sensores Hall</w:t>
+      </w:r>
+    </w:p>
+    <w:p>
+      <w:pPr>
+        <w:spacing w:after="0" w:line="240" w:lineRule="auto"/>
+        <w:rPr>
+          <w:lang w:val="es-ES"/>
+        </w:rPr>
+      </w:pPr>
+      <w:proofErr w:type="spellStart"/>
+      <w:r>
+        <w:rPr>
+          <w:lang w:val="es-ES"/>
+        </w:rPr>
+        <w:t>const</w:t>
+      </w:r>
+      <w:proofErr w:type="spellEnd"/>
+      <w:r>
+        <w:rPr>
+          <w:lang w:val="es-ES"/>
+        </w:rPr>
+        <w:t xml:space="preserve"> </w:t>
+      </w:r>
+      <w:proofErr w:type="spellStart"/>
+      <w:r>
+        <w:rPr>
+          <w:lang w:val="es-ES"/>
+        </w:rPr>
+        <w:t>int</w:t>
+      </w:r>
+      <w:proofErr w:type="spellEnd"/>
+      <w:r>
+        <w:rPr>
+          <w:lang w:val="es-ES"/>
+        </w:rPr>
+        <w:t xml:space="preserve"> HALL_MIN = 160;</w:t>
+      </w:r>
+    </w:p>
+    <w:p>
+      <w:pPr>
+        <w:spacing w:after="0" w:line="240" w:lineRule="auto"/>
+        <w:rPr>
+          <w:lang w:val="es-ES"/>
+        </w:rPr>
+      </w:pPr>
+      <w:proofErr w:type="spellStart"/>
+      <w:r>
+        <w:rPr>
+          <w:lang w:val="es-ES"/>
+        </w:rPr>
+        <w:t>const</w:t>
+      </w:r>
+      <w:proofErr w:type="spellEnd"/>
+      <w:r>
+        <w:rPr>
+          <w:lang w:val="es-ES"/>
+        </w:rPr>
+        <w:t xml:space="preserve"> </w:t>
+      </w:r>
+      <w:proofErr w:type="spellStart"/>
+      <w:r>
+        <w:rPr>
+          <w:lang w:val="es-ES"/>
+        </w:rPr>
+        <w:t>int</w:t>
+      </w:r>
+      <w:proofErr w:type="spellEnd"/>
+      <w:r>
+        <w:rPr>
+          <w:lang w:val="es-ES"/>
+        </w:rPr>
+        <w:t xml:space="preserve"> HALL_MAX = 800;</w:t>
+      </w:r>
+    </w:p>
+    <w:p>
+      <w:pPr>
+        <w:spacing w:after="0" w:line="240" w:lineRule="auto"/>
+        <w:rPr>
+          <w:lang w:val="es-ES"/>
+        </w:rPr>
+      </w:pPr>
+    </w:p>
+    <w:p>
+      <w:pPr>
+        <w:spacing w:after="0" w:line="240" w:lineRule="auto"/>
+        <w:rPr>
+          <w:lang w:val="es-ES"/>
+        </w:rPr>
+      </w:pPr>
+      <w:r>
+        <w:rPr>
+          <w:lang w:val="es-ES"/>
+        </w:rPr>
+        <w:t>// Configuración del joystick USB</w:t>
+      </w:r>
+    </w:p>
+    <w:p>
+      <w:pPr>
+        <w:spacing w:after="0" w:line="240" w:lineRule="auto"/>
+        <w:rPr>
+          <w:lang w:val="es-ES"/>
+        </w:rPr>
+      </w:pPr>
+      <w:r>
+        <w:rPr>
+          <w:lang w:val="es-ES"/>
+        </w:rPr>
+        <w:t xml:space="preserve">Joystick_ </w:t>
+      </w:r>
+      <w:proofErr w:type="gramStart"/>
+      <w:r>
+        <w:rPr>
+          <w:lang w:val="es-ES"/>
+        </w:rPr>
+        <w:t>Joystick(</w:t>
+      </w:r>
+      <w:proofErr w:type="gramEnd"/>
+    </w:p>
+    <w:p>
+      <w:pPr>
+        <w:spacing w:after="0" w:line="240" w:lineRule="auto"/>
+        <w:rPr>
+          <w:lang w:val="es-ES"/>
+        </w:rPr>
+      </w:pPr>
+      <w:r>
+        <w:rPr>
+          <w:lang w:val="es-ES"/>
+        </w:rPr>
+        <w:t xml:space="preserve">  JOYSTICK_DEFAULT_REPORT_ID,</w:t>
+      </w:r>
+    </w:p>
+    <w:p>
+      <w:pPr>
+        <w:spacing w:after="0" w:line="240" w:lineRule="auto"/>
+        <w:rPr>
+          <w:lang w:val="es-ES"/>
+        </w:rPr>
+      </w:pPr>
+      <w:r>
+        <w:rPr>
+          <w:lang w:val="es-ES"/>
+        </w:rPr>
+        <w:t xml:space="preserve">  JOYSTICK_TYPE_JOYSTICK,</w:t>
+      </w:r>
+    </w:p>
+    <w:p>
+      <w:pPr>
+        <w:spacing w:after="0" w:line="240" w:lineRule="auto"/>
+        <w:rPr>
+          <w:lang w:val="es-ES"/>
+        </w:rPr>
+      </w:pPr>
+      <w:r>
+        <w:rPr>
+          <w:lang w:val="es-ES"/>
+        </w:rPr>
+        <w:t xml:space="preserve">  0, 0,</w:t>
+      </w:r>
+    </w:p>
+    <w:p>
+      <w:pPr>
+        <w:spacing w:after="0" w:line="240" w:lineRule="auto"/>
+        <w:rPr>
+          <w:lang w:val="es-ES"/>
+        </w:rPr>
+      </w:pPr>
+      <w:r>
+        <w:rPr>
+          <w:lang w:val="es-ES"/>
+        </w:rPr>
+        <w:t xml:space="preserve">  </w:t>
+      </w:r>
+      <w:proofErr w:type="gramStart"/>
+      <w:r>
+        <w:rPr>
+          <w:lang w:val="es-ES"/>
+        </w:rPr>
+        <w:t xml:space="preserve">true,   </w:t>
+      </w:r>
+      <w:proofErr w:type="gramEnd"/>
+      <w:r>
+        <w:rPr>
+          <w:lang w:val="es-ES"/>
+        </w:rPr>
+        <w:t>// Eje X</w:t>
+      </w:r>
+    </w:p>
+    <w:p>
+      <w:pPr>
+        <w:spacing w:after="0" w:line="240" w:lineRule="auto"/>
+        <w:rPr>
+          <w:lang w:val="es-ES"/>
+        </w:rPr>
+      </w:pPr>
+      <w:r>
+        <w:rPr>
+          <w:lang w:val="es-ES"/>
+        </w:rPr>
+        <w:t xml:space="preserve">  </w:t>
+      </w:r>
+      <w:proofErr w:type="gramStart"/>
+      <w:r>
+        <w:rPr>
+          <w:lang w:val="es-ES"/>
+        </w:rPr>
+        <w:t xml:space="preserve">true,   </w:t>
+      </w:r>
+      <w:proofErr w:type="gramEnd"/>
+      <w:r>
+        <w:rPr>
+          <w:lang w:val="es-ES"/>
+        </w:rPr>
+        <w:t>// Eje Y</w:t>
+      </w:r>
+    </w:p>
+    <w:p>
+      <w:pPr>
+        <w:spacing w:after="0" w:line="240" w:lineRule="auto"/>
+        <w:rPr>
+          <w:lang w:val="es-ES"/>
+        </w:rPr>
+      </w:pPr>
+      <w:r>
+        <w:rPr>
+          <w:lang w:val="es-ES"/>
+        </w:rPr>
+        <w:t xml:space="preserve">  </w:t>
+      </w:r>
+      <w:proofErr w:type="gramStart"/>
+      <w:r>
+        <w:rPr>
+          <w:lang w:val="es-ES"/>
+        </w:rPr>
+        <w:t xml:space="preserve">true,   </w:t>
+      </w:r>
+      <w:proofErr w:type="gramEnd"/>
+      <w:r>
+        <w:rPr>
+          <w:lang w:val="es-ES"/>
+        </w:rPr>
+        <w:t>// Eje Z</w:t>
+      </w:r>
+    </w:p>
+    <w:p>
+      <w:pPr>
+        <w:spacing w:after="0" w:line="240" w:lineRule="auto"/>
+        <w:rPr>
+          <w:lang w:val="es-ES"/>
+        </w:rPr>
+      </w:pPr>
+      <w:r>
+        <w:rPr>
+          <w:lang w:val="es-ES"/>
+        </w:rPr>
+        <w:t xml:space="preserve">  </w:t>
+      </w:r>
+      <w:proofErr w:type="gramStart"/>
+      <w:r>
+        <w:rPr>
+          <w:lang w:val="es-ES"/>
+        </w:rPr>
+        <w:t>false,  /</w:t>
+      </w:r>
+      <w:proofErr w:type="gramEnd"/>
+      <w:r>
+        <w:rPr>
+          <w:lang w:val="es-ES"/>
+        </w:rPr>
+        <w:t>/ Rotación X</w:t>
+      </w:r>
+    </w:p>
+    <w:p>
+      <w:pPr>
+        <w:spacing w:after="0" w:line="240" w:lineRule="auto"/>
+        <w:rPr>
+          <w:lang w:val="es-ES"/>
+        </w:rPr>
+      </w:pPr>
+      <w:r>
+        <w:rPr>
+          <w:lang w:val="es-ES"/>
+        </w:rPr>
+        <w:t xml:space="preserve">  </w:t>
+      </w:r>
+      <w:proofErr w:type="gramStart"/>
+      <w:r>
+        <w:rPr>
+          <w:lang w:val="es-ES"/>
+        </w:rPr>
+        <w:t>false,  /</w:t>
+      </w:r>
+      <w:proofErr w:type="gramEnd"/>
+      <w:r>
+        <w:rPr>
+          <w:lang w:val="es-ES"/>
+        </w:rPr>
+        <w:t>/ Rotación Y</w:t>
+      </w:r>
+    </w:p>
+    <w:p>
+      <w:pPr>
+        <w:spacing w:after="0" w:line="240" w:lineRule="auto"/>
+        <w:rPr>
+          <w:lang w:val="es-ES"/>
+        </w:rPr>
+      </w:pPr>
+      <w:r>
+        <w:rPr>
+          <w:lang w:val="es-ES"/>
+        </w:rPr>
+        <w:t xml:space="preserve">  </w:t>
+      </w:r>
+      <w:proofErr w:type="gramStart"/>
+      <w:r>
+        <w:rPr>
+          <w:lang w:val="es-ES"/>
+        </w:rPr>
+        <w:t>false,  /</w:t>
+      </w:r>
+      <w:proofErr w:type="gramEnd"/>
+      <w:r>
+        <w:rPr>
+          <w:lang w:val="es-ES"/>
+        </w:rPr>
+        <w:t>/ Rotación Z</w:t>
+      </w:r>
+    </w:p>
+    <w:p>
+      <w:pPr>
+        <w:spacing w:after="0" w:line="240" w:lineRule="auto"/>
+        <w:rPr>
+          <w:lang w:val="es-ES"/>
+        </w:rPr>
+      </w:pPr>
+      <w:r>
+        <w:rPr>
+          <w:lang w:val="es-ES"/>
+        </w:rPr>
+        <w:t xml:space="preserve">  </w:t>
+      </w:r>
+      <w:proofErr w:type="gramStart"/>
+      <w:r>
+        <w:rPr>
+          <w:lang w:val="es-ES"/>
+        </w:rPr>
+        <w:t>false,  /</w:t>
+      </w:r>
+      <w:proofErr w:type="gramEnd"/>
+      <w:r>
+        <w:rPr>
+          <w:lang w:val="es-ES"/>
+        </w:rPr>
+        <w:t>/ Rudder</w:t>
+      </w:r>
+    </w:p>
+    <w:p>
+      <w:pPr>
+        <w:spacing w:after="0" w:line="240" w:lineRule="auto"/>
+        <w:rPr>
+          <w:lang w:val="es-ES"/>
+        </w:rPr>
+      </w:pPr>
+      <w:r>
+        <w:rPr>
+          <w:lang w:val="es-ES"/>
+        </w:rPr>
+        <w:t xml:space="preserve">  </w:t>
+      </w:r>
+      <w:proofErr w:type="gramStart"/>
+      <w:r>
+        <w:rPr>
+          <w:lang w:val="es-ES"/>
+        </w:rPr>
+        <w:t xml:space="preserve">true,   </w:t>
+      </w:r>
+      <w:proofErr w:type="gramEnd"/>
+      <w:r>
+        <w:rPr>
+          <w:lang w:val="es-ES"/>
+        </w:rPr>
+        <w:t>// Acelerador</w:t>
+      </w:r>
+    </w:p>
+    <w:p>
+      <w:pPr>
+        <w:spacing w:after="0" w:line="240" w:lineRule="auto"/>
+        <w:rPr>
+          <w:lang w:val="es-ES"/>
+        </w:rPr>
+      </w:pPr>
+      <w:r>
+        <w:rPr>
+          <w:lang w:val="es-ES"/>
+        </w:rPr>
+        <w:t xml:space="preserve">  </w:t>
+      </w:r>
+      <w:proofErr w:type="gramStart"/>
+      <w:r>
+        <w:rPr>
+          <w:lang w:val="es-ES"/>
+        </w:rPr>
+        <w:t>false,  /</w:t>
+      </w:r>
+      <w:proofErr w:type="gramEnd"/>
+      <w:r>
+        <w:rPr>
+          <w:lang w:val="es-ES"/>
+        </w:rPr>
+        <w:t>/ Accelerator</w:t>
+      </w:r>
+    </w:p>
+    <w:p>
+      <w:pPr>
+        <w:spacing w:after="0" w:line="240" w:lineRule="auto"/>
+        <w:rPr>
+          <w:lang w:val="es-ES"/>
+        </w:rPr>
+      </w:pPr>
+      <w:r>
+        <w:rPr>
+          <w:lang w:val="es-ES"/>
+        </w:rPr>
+        <w:t xml:space="preserve">  </w:t>
+      </w:r>
+      <w:proofErr w:type="gramStart"/>
+      <w:r>
+        <w:rPr>
+          <w:lang w:val="es-ES"/>
+        </w:rPr>
+        <w:t>false,  /</w:t>
+      </w:r>
+      <w:proofErr w:type="gramEnd"/>
+      <w:r>
+        <w:rPr>
+          <w:lang w:val="es-ES"/>
+        </w:rPr>
+        <w:t>/ Brake</w:t>
+      </w:r>
+    </w:p>
+    <w:p>
+      <w:pPr>
+        <w:spacing w:after="0" w:line="240" w:lineRule="auto"/>
+        <w:rPr>
+          <w:lang w:val="es-ES"/>
+        </w:rPr>
+      </w:pPr>
+      <w:r>
+        <w:rPr>
+          <w:lang w:val="es-ES"/>
+        </w:rPr>
+        <w:t xml:space="preserve">  false   // </w:t>
+      </w:r>
+      <w:proofErr w:type="spellStart"/>
+      <w:r>
+        <w:rPr>
+          <w:lang w:val="es-ES"/>
+        </w:rPr>
+        <w:t>Steering</w:t>
+      </w:r>
+      <w:proofErr w:type="spellEnd"/>
+    </w:p>
+    <w:p>
+      <w:pPr>
+        <w:spacing w:after="0" w:line="240" w:lineRule="auto"/>
+        <w:rPr>
+          <w:lang w:val="es-ES"/>
+        </w:rPr>
+      </w:pPr>
+      <w:r>
+        <w:rPr>
+          <w:lang w:val="es-ES"/>
+        </w:rPr>
+        <w:t>);</w:t>
+      </w:r>
+    </w:p>
+    <w:p>
+      <w:pPr>
+        <w:spacing w:after="0" w:line="240" w:lineRule="auto"/>
+        <w:rPr>
+          <w:lang w:val="es-ES"/>
+        </w:rPr>
+      </w:pPr>
+    </w:p>
+    <w:p>
+      <w:pPr>
+        <w:spacing w:after="0" w:line="240" w:lineRule="auto"/>
+        <w:rPr>
+          <w:lang w:val="es-ES"/>
+        </w:rPr>
+      </w:pPr>
+      <w:r>
+        <w:rPr>
+          <w:lang w:val="es-ES"/>
+        </w:rPr>
+        <w:t>// Lectura promediada del potenciómetro Z</w:t>
+      </w:r>
+    </w:p>
+    <w:p>
+      <w:pPr>
+        <w:spacing w:after="0" w:line="240" w:lineRule="auto"/>
+        <w:rPr>
+          <w:lang w:val="es-ES"/>
+        </w:rPr>
+      </w:pPr>
+      <w:proofErr w:type="spellStart"/>
+      <w:r>
+        <w:rPr>
+          <w:lang w:val="es-ES"/>
+        </w:rPr>
+        <w:t>int</w:t>
+      </w:r>
+      <w:proofErr w:type="spellEnd"/>
+      <w:r>
+        <w:rPr>
+          <w:lang w:val="es-ES"/>
+        </w:rPr>
+        <w:t xml:space="preserve"> </w:t>
+      </w:r>
+      <w:proofErr w:type="spellStart"/>
+      <w:proofErr w:type="gramStart"/>
+      <w:r>
+        <w:rPr>
+          <w:lang w:val="es-ES"/>
+        </w:rPr>
+        <w:t>leerEjeZ</w:t>
+      </w:r>
+      <w:proofErr w:type="spellEnd"/>
+      <w:r>
+        <w:rPr>
+          <w:lang w:val="es-ES"/>
+        </w:rPr>
+        <w:t>(</w:t>
+      </w:r>
+      <w:proofErr w:type="gramEnd"/>
+      <w:r>
+        <w:rPr>
+          <w:lang w:val="es-ES"/>
+        </w:rPr>
+        <w:t>) {</w:t>
+      </w:r>
+    </w:p>
+    <w:p>
+      <w:pPr>
+        <w:spacing w:after="0" w:line="240" w:lineRule="auto"/>
+        <w:rPr>
+          <w:lang w:val="es-ES"/>
+        </w:rPr>
+      </w:pPr>
+      <w:r>
+        <w:rPr>
+          <w:lang w:val="es-ES"/>
+        </w:rPr>
+        <w:t xml:space="preserve">  </w:t>
+      </w:r>
+      <w:proofErr w:type="spellStart"/>
+      <w:r>
+        <w:rPr>
+          <w:lang w:val="es-ES"/>
+        </w:rPr>
+        <w:t>long</w:t>
+      </w:r>
+      <w:proofErr w:type="spellEnd"/>
+      <w:r>
+        <w:rPr>
+          <w:lang w:val="es-ES"/>
+        </w:rPr>
+        <w:t xml:space="preserve"> suma = 0;</w:t>
+      </w:r>
+    </w:p>
+    <w:p>
+      <w:pPr>
+        <w:spacing w:after="0" w:line="240" w:lineRule="auto"/>
+        <w:rPr>
+          <w:lang w:val="es-ES"/>
+        </w:rPr>
+      </w:pPr>
+    </w:p>
+    <w:p>
+      <w:pPr>
+        <w:spacing w:after="0" w:line="240" w:lineRule="auto"/>
+        <w:rPr>
+          <w:lang w:val="es-ES"/>
+        </w:rPr>
+      </w:pPr>
+      <w:r>
+        <w:rPr>
+          <w:lang w:val="es-ES"/>
+        </w:rPr>
+        <w:t xml:space="preserve">  </w:t>
+      </w:r>
+      <w:proofErr w:type="spellStart"/>
+      <w:r>
+        <w:rPr>
+          <w:lang w:val="es-ES"/>
+        </w:rPr>
+        <w:t>for</w:t>
+      </w:r>
+      <w:proofErr w:type="spellEnd"/>
+      <w:r>
+        <w:rPr>
+          <w:lang w:val="es-ES"/>
+        </w:rPr>
+        <w:t xml:space="preserve"> (</w:t>
+      </w:r>
+      <w:proofErr w:type="spellStart"/>
+      <w:r>
+        <w:rPr>
+          <w:lang w:val="es-ES"/>
+        </w:rPr>
+        <w:t>int</w:t>
+      </w:r>
+      <w:proofErr w:type="spellEnd"/>
+      <w:r>
+        <w:rPr>
+          <w:lang w:val="es-ES"/>
+        </w:rPr>
+        <w:t xml:space="preserve"> i = 0; i &lt; 8; i++) {</w:t>
+      </w:r>
+    </w:p>
+    <w:p>
+      <w:pPr>
+        <w:spacing w:after="0" w:line="240" w:lineRule="auto"/>
+        <w:rPr>
+          <w:lang w:val="es-ES"/>
+        </w:rPr>
+      </w:pPr>
+      <w:r>
+        <w:rPr>
+          <w:lang w:val="es-ES"/>
+        </w:rPr>
+        <w:t xml:space="preserve">    suma += </w:t>
+      </w:r>
+      <w:proofErr w:type="spellStart"/>
+      <w:r>
+        <w:rPr>
+          <w:lang w:val="es-ES"/>
+        </w:rPr>
+        <w:t>analogRead</w:t>
+      </w:r>
+      <w:proofErr w:type="spellEnd"/>
+      <w:r>
+        <w:rPr>
+          <w:lang w:val="es-ES"/>
+        </w:rPr>
+        <w:t>(</w:t>
+      </w:r>
+      <w:proofErr w:type="spellStart"/>
+      <w:r>
+        <w:rPr>
+          <w:lang w:val="es-ES"/>
+        </w:rPr>
+        <w:t>ejeZ</w:t>
+      </w:r>
+      <w:proofErr w:type="spellEnd"/>
+      <w:r>
+        <w:rPr>
+          <w:lang w:val="es-ES"/>
+        </w:rPr>
+        <w:t>);</w:t>
+      </w:r>
+    </w:p>
+    <w:p>
+      <w:pPr>
+        <w:spacing w:after="0" w:line="240" w:lineRule="auto"/>
+        <w:rPr>
+          <w:lang w:val="es-ES"/>
+        </w:rPr>
+      </w:pPr>
+      <w:r>
+        <w:rPr>
+          <w:lang w:val="es-ES"/>
+        </w:rPr>
+        <w:t xml:space="preserve">    </w:t>
+      </w:r>
+      <w:proofErr w:type="spellStart"/>
+      <w:proofErr w:type="gramStart"/>
+      <w:r>
+        <w:rPr>
+          <w:lang w:val="es-ES"/>
+        </w:rPr>
+        <w:t>delayMicroseconds</w:t>
+      </w:r>
+      <w:proofErr w:type="spellEnd"/>
+      <w:r>
+        <w:rPr>
+          <w:lang w:val="es-ES"/>
+        </w:rPr>
+        <w:t>(</w:t>
+      </w:r>
+      <w:proofErr w:type="gramEnd"/>
+      <w:r>
+        <w:rPr>
+          <w:lang w:val="es-ES"/>
+        </w:rPr>
+        <w:t>500);</w:t>
+      </w:r>
+    </w:p>
+    <w:p>
+      <w:pPr>
+        <w:spacing w:after="0" w:line="240" w:lineRule="auto"/>
+        <w:rPr>
+          <w:lang w:val="es-ES"/>
+        </w:rPr>
+      </w:pPr>
+      <w:r>
+        <w:rPr>
+          <w:lang w:val="es-ES"/>
+        </w:rPr>
+        <w:t xml:space="preserve">  }</w:t>
+      </w:r>
+    </w:p>
+    <w:p>
+      <w:pPr>
+        <w:spacing w:after="0" w:line="240" w:lineRule="auto"/>
+        <w:rPr>
+          <w:lang w:val="es-ES"/>
+        </w:rPr>
+      </w:pPr>
+    </w:p>
+    <w:p>
+      <w:pPr>
+        <w:spacing w:after="0" w:line="240" w:lineRule="auto"/>
+        <w:rPr>
+          <w:lang w:val="es-ES"/>
+        </w:rPr>
+      </w:pPr>
+      <w:r>
+        <w:rPr>
+          <w:lang w:val="es-ES"/>
+        </w:rPr>
+        <w:t xml:space="preserve">  </w:t>
+      </w:r>
+      <w:proofErr w:type="spellStart"/>
+      <w:r>
+        <w:rPr>
+          <w:lang w:val="es-ES"/>
+        </w:rPr>
+        <w:t>return</w:t>
+      </w:r>
+      <w:proofErr w:type="spellEnd"/>
+      <w:r>
+        <w:rPr>
+          <w:lang w:val="es-ES"/>
+        </w:rPr>
+        <w:t xml:space="preserve"> suma / 8;</w:t>
+      </w:r>
+    </w:p>
+    <w:p>
+      <w:pPr>
+        <w:spacing w:after="0" w:line="240" w:lineRule="auto"/>
+        <w:rPr>
+          <w:lang w:val="es-ES"/>
+        </w:rPr>
+      </w:pPr>
+      <w:r>
+        <w:rPr>
+          <w:lang w:val="es-ES"/>
+        </w:rPr>
+        <w:t>}</w:t>
+      </w:r>
+    </w:p>
+    <w:p>
+      <w:pPr>
+        <w:spacing w:after="0" w:line="240" w:lineRule="auto"/>
+        <w:rPr>
+          <w:lang w:val="es-ES"/>
+        </w:rPr>
+      </w:pPr>
+    </w:p>
+    <w:p>
+      <w:pPr>
+        <w:spacing w:after="0" w:line="240" w:lineRule="auto"/>
+        <w:rPr>
+          <w:lang w:val="es-ES"/>
+        </w:rPr>
+      </w:pPr>
+      <w:proofErr w:type="spellStart"/>
+      <w:r>
+        <w:rPr>
+          <w:lang w:val="es-ES"/>
+        </w:rPr>
+        <w:t>void</w:t>
+      </w:r>
+      <w:proofErr w:type="spellEnd"/>
+      <w:r>
+        <w:rPr>
+          <w:lang w:val="es-ES"/>
+        </w:rPr>
+        <w:t xml:space="preserve"> </w:t>
+      </w:r>
+      <w:proofErr w:type="spellStart"/>
+      <w:proofErr w:type="gramStart"/>
+      <w:r>
+        <w:rPr>
+          <w:lang w:val="es-ES"/>
+        </w:rPr>
+        <w:t>setup</w:t>
+      </w:r>
+      <w:proofErr w:type="spellEnd"/>
+      <w:r>
+        <w:rPr>
+          <w:lang w:val="es-ES"/>
+        </w:rPr>
+        <w:t>(</w:t>
+      </w:r>
+      <w:proofErr w:type="gramEnd"/>
+      <w:r>
+        <w:rPr>
+          <w:lang w:val="es-ES"/>
+        </w:rPr>
+        <w:t>) {</w:t>
+      </w:r>
+    </w:p>
+    <w:p>
+      <w:pPr>
+        <w:spacing w:after="0" w:line="240" w:lineRule="auto"/>
+        <w:rPr>
+          <w:lang w:val="es-ES"/>
+        </w:rPr>
+      </w:pPr>
+      <w:r>
+        <w:rPr>
+          <w:lang w:val="es-ES"/>
+        </w:rPr>
+        <w:t xml:space="preserve">  </w:t>
+      </w:r>
+      <w:proofErr w:type="spellStart"/>
+      <w:r>
+        <w:rPr>
+          <w:lang w:val="es-ES"/>
+        </w:rPr>
+        <w:t>Serial.begin</w:t>
+      </w:r>
+      <w:proofErr w:type="spellEnd"/>
+      <w:r>
+        <w:rPr>
+          <w:lang w:val="es-ES"/>
+        </w:rPr>
+        <w:t>(115200);</w:t>
+      </w:r>
+    </w:p>
+    <w:p>
+      <w:pPr>
+        <w:spacing w:after="0" w:line="240" w:lineRule="auto"/>
+        <w:rPr>
+          <w:lang w:val="es-ES"/>
+        </w:rPr>
+      </w:pPr>
+    </w:p>
+    <w:p>
+      <w:pPr>
+        <w:spacing w:after="0" w:line="240" w:lineRule="auto"/>
+        <w:rPr>
+          <w:lang w:val="es-ES"/>
+        </w:rPr>
+      </w:pPr>
+      <w:r>
+        <w:rPr>
+          <w:lang w:val="es-ES"/>
+        </w:rPr>
+        <w:lastRenderedPageBreak/>
+        <w:t xml:space="preserve">  </w:t>
+      </w:r>
+      <w:proofErr w:type="spellStart"/>
+      <w:r>
+        <w:rPr>
+          <w:lang w:val="es-ES"/>
+        </w:rPr>
+        <w:t>Joystick.begin</w:t>
+      </w:r>
+      <w:proofErr w:type="spellEnd"/>
+      <w:r>
+        <w:rPr>
+          <w:lang w:val="es-ES"/>
+        </w:rPr>
+        <w:t>();</w:t>
+      </w:r>
+    </w:p>
+    <w:p>
+      <w:pPr>
+        <w:spacing w:after="0" w:line="240" w:lineRule="auto"/>
+        <w:rPr>
+          <w:lang w:val="es-ES"/>
+        </w:rPr>
+      </w:pPr>
+    </w:p>
+    <w:p>
+      <w:pPr>
+        <w:spacing w:after="0" w:line="240" w:lineRule="auto"/>
+        <w:rPr>
+          <w:lang w:val="es-ES"/>
+        </w:rPr>
+      </w:pPr>
+      <w:r>
+        <w:rPr>
+          <w:lang w:val="es-ES"/>
+        </w:rPr>
+        <w:t xml:space="preserve">  </w:t>
+      </w:r>
+      <w:proofErr w:type="spellStart"/>
+      <w:r>
+        <w:rPr>
+          <w:lang w:val="es-ES"/>
+        </w:rPr>
+        <w:t>Joystick.setXAxisRange</w:t>
+      </w:r>
+      <w:proofErr w:type="spellEnd"/>
+      <w:r>
+        <w:rPr>
+          <w:lang w:val="es-ES"/>
+        </w:rPr>
+        <w:t>(0, 1023);</w:t>
+      </w:r>
+    </w:p>
+    <w:p>
+      <w:pPr>
+        <w:spacing w:after="0" w:line="240" w:lineRule="auto"/>
+        <w:rPr>
+          <w:lang w:val="es-ES"/>
+        </w:rPr>
+      </w:pPr>
+      <w:r>
+        <w:rPr>
+          <w:lang w:val="es-ES"/>
+        </w:rPr>
+        <w:t xml:space="preserve">  </w:t>
+      </w:r>
+      <w:proofErr w:type="spellStart"/>
+      <w:r>
+        <w:rPr>
+          <w:lang w:val="es-ES"/>
+        </w:rPr>
+        <w:t>Joystick.setYAxisRange</w:t>
+      </w:r>
+      <w:proofErr w:type="spellEnd"/>
+      <w:r>
+        <w:rPr>
+          <w:lang w:val="es-ES"/>
+        </w:rPr>
+        <w:t>(0, 1023);</w:t>
+      </w:r>
+    </w:p>
+    <w:p>
+      <w:pPr>
+        <w:spacing w:after="0" w:line="240" w:lineRule="auto"/>
+        <w:rPr>
+          <w:lang w:val="es-ES"/>
+        </w:rPr>
+      </w:pPr>
+      <w:r>
+        <w:rPr>
+          <w:lang w:val="es-ES"/>
+        </w:rPr>
+        <w:t xml:space="preserve">  </w:t>
+      </w:r>
+      <w:proofErr w:type="spellStart"/>
+      <w:r>
+        <w:rPr>
+          <w:lang w:val="es-ES"/>
+        </w:rPr>
+        <w:t>Joystick.setZAxisRange</w:t>
+      </w:r>
+      <w:proofErr w:type="spellEnd"/>
+      <w:r>
+        <w:rPr>
+          <w:lang w:val="es-ES"/>
+        </w:rPr>
+        <w:t>(0, 1023);</w:t>
+      </w:r>
+    </w:p>
+    <w:p>
+      <w:pPr>
+        <w:spacing w:after="0" w:line="240" w:lineRule="auto"/>
+        <w:rPr>
+          <w:lang w:val="es-ES"/>
+        </w:rPr>
+      </w:pPr>
+      <w:r>
+        <w:rPr>
+          <w:lang w:val="es-ES"/>
+        </w:rPr>
+        <w:t xml:space="preserve">  </w:t>
+      </w:r>
+      <w:proofErr w:type="spellStart"/>
+      <w:r>
+        <w:rPr>
+          <w:lang w:val="es-ES"/>
+        </w:rPr>
+        <w:t>Joystick.setThrottleRange</w:t>
+      </w:r>
+      <w:proofErr w:type="spellEnd"/>
+      <w:r>
+        <w:rPr>
+          <w:lang w:val="es-ES"/>
+        </w:rPr>
+        <w:t>(0, 1023);</w:t>
+      </w:r>
+    </w:p>
+    <w:p>
+      <w:pPr>
+        <w:spacing w:after="0" w:line="240" w:lineRule="auto"/>
+        <w:rPr>
+          <w:lang w:val="es-ES"/>
+        </w:rPr>
+      </w:pPr>
+      <w:r>
+        <w:rPr>
+          <w:lang w:val="es-ES"/>
+        </w:rPr>
+        <w:t>}</w:t>
+      </w:r>
+    </w:p>
+    <w:p>
+      <w:pPr>
+        <w:spacing w:after="0" w:line="240" w:lineRule="auto"/>
+        <w:rPr>
+          <w:lang w:val="es-ES"/>
+        </w:rPr>
+      </w:pPr>
+    </w:p>
+    <w:p>
+      <w:pPr>
+        <w:spacing w:after="0" w:line="240" w:lineRule="auto"/>
+        <w:rPr>
+          <w:lang w:val="es-ES"/>
+        </w:rPr>
+      </w:pPr>
+      <w:proofErr w:type="spellStart"/>
+      <w:r>
+        <w:rPr>
+          <w:lang w:val="es-ES"/>
+        </w:rPr>
+        <w:t>void</w:t>
+      </w:r>
+      <w:proofErr w:type="spellEnd"/>
+      <w:r>
+        <w:rPr>
+          <w:lang w:val="es-ES"/>
+        </w:rPr>
+        <w:t xml:space="preserve"> </w:t>
+      </w:r>
+      <w:proofErr w:type="spellStart"/>
+      <w:proofErr w:type="gramStart"/>
+      <w:r>
+        <w:rPr>
+          <w:lang w:val="es-ES"/>
+        </w:rPr>
+        <w:t>loop</w:t>
+      </w:r>
+      <w:proofErr w:type="spellEnd"/>
+      <w:r>
+        <w:rPr>
+          <w:lang w:val="es-ES"/>
+        </w:rPr>
+        <w:t>(</w:t>
+      </w:r>
+      <w:proofErr w:type="gramEnd"/>
+      <w:r>
+        <w:rPr>
+          <w:lang w:val="es-ES"/>
+        </w:rPr>
+        <w:t>) {</w:t>
+      </w:r>
+    </w:p>
+    <w:p>
+      <w:pPr>
+        <w:spacing w:after="0" w:line="240" w:lineRule="auto"/>
+        <w:rPr>
+          <w:lang w:val="es-ES"/>
+        </w:rPr>
+      </w:pPr>
+      <w:r>
+        <w:rPr>
+          <w:lang w:val="es-ES"/>
+        </w:rPr>
+        <w:t xml:space="preserve">  // Leer sensores Hall</w:t>
+      </w:r>
+    </w:p>
+    <w:p>
+      <w:pPr>
+        <w:spacing w:after="0" w:line="240" w:lineRule="auto"/>
+        <w:rPr>
+          <w:lang w:val="es-ES"/>
+        </w:rPr>
+      </w:pPr>
+      <w:r>
+        <w:rPr>
+          <w:lang w:val="es-ES"/>
+        </w:rPr>
+        <w:t xml:space="preserve">  </w:t>
+      </w:r>
+      <w:proofErr w:type="spellStart"/>
+      <w:r>
+        <w:rPr>
+          <w:lang w:val="es-ES"/>
+        </w:rPr>
+        <w:t>int</w:t>
+      </w:r>
+      <w:proofErr w:type="spellEnd"/>
+      <w:r>
+        <w:rPr>
+          <w:lang w:val="es-ES"/>
+        </w:rPr>
+        <w:t xml:space="preserve"> </w:t>
+      </w:r>
+      <w:proofErr w:type="spellStart"/>
+      <w:r>
+        <w:rPr>
+          <w:lang w:val="es-ES"/>
+        </w:rPr>
+        <w:t>lecturaX</w:t>
+      </w:r>
+      <w:proofErr w:type="spellEnd"/>
+      <w:r>
+        <w:rPr>
+          <w:lang w:val="es-ES"/>
+        </w:rPr>
+        <w:t xml:space="preserve"> = </w:t>
+      </w:r>
+      <w:proofErr w:type="spellStart"/>
+      <w:r>
+        <w:rPr>
+          <w:lang w:val="es-ES"/>
+        </w:rPr>
+        <w:t>analogRead</w:t>
+      </w:r>
+      <w:proofErr w:type="spellEnd"/>
+      <w:r>
+        <w:rPr>
+          <w:lang w:val="es-ES"/>
+        </w:rPr>
+        <w:t>(</w:t>
+      </w:r>
+      <w:proofErr w:type="spellStart"/>
+      <w:r>
+        <w:rPr>
+          <w:lang w:val="es-ES"/>
+        </w:rPr>
+        <w:t>sensorX</w:t>
+      </w:r>
+      <w:proofErr w:type="spellEnd"/>
+      <w:r>
+        <w:rPr>
+          <w:lang w:val="es-ES"/>
+        </w:rPr>
+        <w:t>);</w:t>
+      </w:r>
+    </w:p>
+    <w:p>
+      <w:pPr>
+        <w:spacing w:after="0" w:line="240" w:lineRule="auto"/>
+        <w:rPr>
+          <w:lang w:val="es-ES"/>
+        </w:rPr>
+      </w:pPr>
+      <w:r>
+        <w:rPr>
+          <w:lang w:val="es-ES"/>
+        </w:rPr>
+        <w:t xml:space="preserve">  </w:t>
+      </w:r>
+      <w:proofErr w:type="spellStart"/>
+      <w:r>
+        <w:rPr>
+          <w:lang w:val="es-ES"/>
+        </w:rPr>
+        <w:t>int</w:t>
+      </w:r>
+      <w:proofErr w:type="spellEnd"/>
+      <w:r>
+        <w:rPr>
+          <w:lang w:val="es-ES"/>
+        </w:rPr>
+        <w:t xml:space="preserve"> </w:t>
+      </w:r>
+      <w:proofErr w:type="spellStart"/>
+      <w:r>
+        <w:rPr>
+          <w:lang w:val="es-ES"/>
+        </w:rPr>
+        <w:t>lecturaY</w:t>
+      </w:r>
+      <w:proofErr w:type="spellEnd"/>
+      <w:r>
+        <w:rPr>
+          <w:lang w:val="es-ES"/>
+        </w:rPr>
+        <w:t xml:space="preserve"> = </w:t>
+      </w:r>
+      <w:proofErr w:type="spellStart"/>
+      <w:r>
+        <w:rPr>
+          <w:lang w:val="es-ES"/>
+        </w:rPr>
+        <w:t>analogRead</w:t>
+      </w:r>
+      <w:proofErr w:type="spellEnd"/>
+      <w:r>
+        <w:rPr>
+          <w:lang w:val="es-ES"/>
+        </w:rPr>
+        <w:t>(</w:t>
+      </w:r>
+      <w:proofErr w:type="spellStart"/>
+      <w:r>
+        <w:rPr>
+          <w:lang w:val="es-ES"/>
+        </w:rPr>
+        <w:t>sensorY</w:t>
+      </w:r>
+      <w:proofErr w:type="spellEnd"/>
+      <w:r>
+        <w:rPr>
+          <w:lang w:val="es-ES"/>
+        </w:rPr>
+        <w:t>);</w:t>
+      </w:r>
+    </w:p>
+    <w:p>
+      <w:pPr>
+        <w:spacing w:after="0" w:line="240" w:lineRule="auto"/>
+        <w:rPr>
+          <w:lang w:val="es-ES"/>
+        </w:rPr>
+      </w:pPr>
+    </w:p>
+    <w:p>
+      <w:pPr>
+        <w:spacing w:after="0" w:line="240" w:lineRule="auto"/>
+        <w:rPr>
+          <w:lang w:val="es-ES"/>
+        </w:rPr>
+      </w:pPr>
+      <w:r>
+        <w:rPr>
+          <w:lang w:val="es-ES"/>
+        </w:rPr>
+        <w:t xml:space="preserve">  // Convertir las lecturas Hall al rango 0-1023</w:t>
+      </w:r>
+    </w:p>
+    <w:p>
+      <w:pPr>
+        <w:spacing w:after="0" w:line="240" w:lineRule="auto"/>
+        <w:rPr>
+          <w:lang w:val="es-ES"/>
+        </w:rPr>
+      </w:pPr>
+      <w:r>
+        <w:rPr>
+          <w:lang w:val="es-ES"/>
+        </w:rPr>
+        <w:t xml:space="preserve">  </w:t>
+      </w:r>
+      <w:proofErr w:type="spellStart"/>
+      <w:r>
+        <w:rPr>
+          <w:lang w:val="es-ES"/>
+        </w:rPr>
+        <w:t>int</w:t>
+      </w:r>
+      <w:proofErr w:type="spellEnd"/>
+      <w:r>
+        <w:rPr>
+          <w:lang w:val="es-ES"/>
+        </w:rPr>
+        <w:t xml:space="preserve"> </w:t>
+      </w:r>
+      <w:proofErr w:type="spellStart"/>
+      <w:r>
+        <w:rPr>
+          <w:lang w:val="es-ES"/>
+        </w:rPr>
+        <w:t>valorX</w:t>
+      </w:r>
+      <w:proofErr w:type="spellEnd"/>
+      <w:r>
+        <w:rPr>
+          <w:lang w:val="es-ES"/>
+        </w:rPr>
+        <w:t xml:space="preserve"> = </w:t>
+      </w:r>
+      <w:proofErr w:type="spellStart"/>
+      <w:proofErr w:type="gramStart"/>
+      <w:r>
+        <w:rPr>
+          <w:lang w:val="es-ES"/>
+        </w:rPr>
+        <w:t>map</w:t>
+      </w:r>
+      <w:proofErr w:type="spellEnd"/>
+      <w:r>
+        <w:rPr>
+          <w:lang w:val="es-ES"/>
+        </w:rPr>
+        <w:t>(</w:t>
+      </w:r>
+      <w:proofErr w:type="gramEnd"/>
+    </w:p>
+    <w:p>
+      <w:pPr>
+        <w:spacing w:after="0" w:line="240" w:lineRule="auto"/>
+        <w:rPr>
+          <w:lang w:val="es-ES"/>
+        </w:rPr>
+      </w:pPr>
+      <w:r>
+        <w:rPr>
+          <w:lang w:val="es-ES"/>
+        </w:rPr>
+        <w:t xml:space="preserve">    </w:t>
+      </w:r>
+      <w:proofErr w:type="spellStart"/>
+      <w:proofErr w:type="gramStart"/>
+      <w:r>
+        <w:rPr>
+          <w:lang w:val="es-ES"/>
+        </w:rPr>
+        <w:t>constrain</w:t>
+      </w:r>
+      <w:proofErr w:type="spellEnd"/>
+      <w:r>
+        <w:rPr>
+          <w:lang w:val="es-ES"/>
+        </w:rPr>
+        <w:t>(</w:t>
+      </w:r>
+      <w:proofErr w:type="spellStart"/>
+      <w:proofErr w:type="gramEnd"/>
+      <w:r>
+        <w:rPr>
+          <w:lang w:val="es-ES"/>
+        </w:rPr>
+        <w:t>lecturaX</w:t>
+      </w:r>
+      <w:proofErr w:type="spellEnd"/>
+      <w:r>
+        <w:rPr>
+          <w:lang w:val="es-ES"/>
+        </w:rPr>
+        <w:t>, HALL_MIN, HALL_MAX),</w:t>
+      </w:r>
+    </w:p>
+    <w:p>
+      <w:pPr>
+        <w:spacing w:after="0" w:line="240" w:lineRule="auto"/>
+        <w:rPr>
+          <w:lang w:val="es-ES"/>
+        </w:rPr>
+      </w:pPr>
+      <w:r>
+        <w:rPr>
+          <w:lang w:val="es-ES"/>
+        </w:rPr>
+        <w:t xml:space="preserve">    HALL_MIN, HALL_MAX, 0, 1023</w:t>
+      </w:r>
+    </w:p>
+    <w:p>
+      <w:pPr>
+        <w:spacing w:after="0" w:line="240" w:lineRule="auto"/>
+        <w:rPr>
+          <w:lang w:val="es-ES"/>
+        </w:rPr>
+      </w:pPr>
+      <w:r>
+        <w:rPr>
+          <w:lang w:val="es-ES"/>
+        </w:rPr>
+        <w:t xml:space="preserve">  );</w:t>
+      </w:r>
+    </w:p>
+    <w:p>
+      <w:pPr>
+        <w:spacing w:after="0" w:line="240" w:lineRule="auto"/>
+        <w:rPr>
+          <w:lang w:val="es-ES"/>
+        </w:rPr>
+      </w:pPr>
+    </w:p>
+    <w:p>
+      <w:pPr>
+        <w:spacing w:after="0" w:line="240" w:lineRule="auto"/>
+        <w:rPr>
+          <w:lang w:val="es-ES"/>
+        </w:rPr>
+      </w:pPr>
+      <w:r>
+        <w:rPr>
+          <w:lang w:val="es-ES"/>
+        </w:rPr>
+        <w:t xml:space="preserve">  </w:t>
+      </w:r>
+      <w:proofErr w:type="spellStart"/>
+      <w:r>
+        <w:rPr>
+          <w:lang w:val="es-ES"/>
+        </w:rPr>
+        <w:t>int</w:t>
+      </w:r>
+      <w:proofErr w:type="spellEnd"/>
+      <w:r>
+        <w:rPr>
+          <w:lang w:val="es-ES"/>
+        </w:rPr>
+        <w:t xml:space="preserve"> </w:t>
+      </w:r>
+      <w:proofErr w:type="spellStart"/>
+      <w:r>
+        <w:rPr>
+          <w:lang w:val="es-ES"/>
+        </w:rPr>
+        <w:t>valorY</w:t>
+      </w:r>
+      <w:proofErr w:type="spellEnd"/>
+      <w:r>
+        <w:rPr>
+          <w:lang w:val="es-ES"/>
+        </w:rPr>
+        <w:t xml:space="preserve"> = </w:t>
+      </w:r>
+      <w:proofErr w:type="spellStart"/>
+      <w:proofErr w:type="gramStart"/>
+      <w:r>
+        <w:rPr>
+          <w:lang w:val="es-ES"/>
+        </w:rPr>
+        <w:t>map</w:t>
+      </w:r>
+      <w:proofErr w:type="spellEnd"/>
+      <w:r>
+        <w:rPr>
+          <w:lang w:val="es-ES"/>
+        </w:rPr>
+        <w:t>(</w:t>
+      </w:r>
+      <w:proofErr w:type="gramEnd"/>
+    </w:p>
+    <w:p>
+      <w:pPr>
+        <w:spacing w:after="0" w:line="240" w:lineRule="auto"/>
+        <w:rPr>
+          <w:lang w:val="es-ES"/>
+        </w:rPr>
+      </w:pPr>
+      <w:r>
+        <w:rPr>
+          <w:lang w:val="es-ES"/>
+        </w:rPr>
+        <w:t xml:space="preserve">    </w:t>
+      </w:r>
+      <w:proofErr w:type="spellStart"/>
+      <w:proofErr w:type="gramStart"/>
+      <w:r>
+        <w:rPr>
+          <w:lang w:val="es-ES"/>
+        </w:rPr>
+        <w:t>constrain</w:t>
+      </w:r>
+      <w:proofErr w:type="spellEnd"/>
+      <w:r>
+        <w:rPr>
+          <w:lang w:val="es-ES"/>
+        </w:rPr>
+        <w:t>(</w:t>
+      </w:r>
+      <w:proofErr w:type="spellStart"/>
+      <w:proofErr w:type="gramEnd"/>
+      <w:r>
+        <w:rPr>
+          <w:lang w:val="es-ES"/>
+        </w:rPr>
+        <w:t>lecturaY</w:t>
+      </w:r>
+      <w:proofErr w:type="spellEnd"/>
+      <w:r>
+        <w:rPr>
+          <w:lang w:val="es-ES"/>
+        </w:rPr>
+        <w:t>, HALL_MIN, HALL_MAX),</w:t>
+      </w:r>
+    </w:p>
+    <w:p>
+      <w:pPr>
+        <w:spacing w:after="0" w:line="240" w:lineRule="auto"/>
+        <w:rPr>
+          <w:lang w:val="es-ES"/>
+        </w:rPr>
+      </w:pPr>
+      <w:r>
+        <w:rPr>
+          <w:lang w:val="es-ES"/>
+        </w:rPr>
+        <w:t xml:space="preserve">    HALL_MIN, HALL_MAX, 0, 1023</w:t>
+      </w:r>
+    </w:p>
+    <w:p>
+      <w:pPr>
+        <w:spacing w:after="0" w:line="240" w:lineRule="auto"/>
+        <w:rPr>
+          <w:lang w:val="es-ES"/>
+        </w:rPr>
+      </w:pPr>
+      <w:r>
+        <w:rPr>
+          <w:lang w:val="es-ES"/>
+        </w:rPr>
+        <w:t xml:space="preserve">  );</w:t>
+      </w:r>
+    </w:p>
+    <w:p>
+      <w:pPr>
+        <w:spacing w:after="0" w:line="240" w:lineRule="auto"/>
+        <w:rPr>
+          <w:lang w:val="es-ES"/>
+        </w:rPr>
+      </w:pPr>
+    </w:p>
+    <w:p>
+      <w:pPr>
+        <w:spacing w:after="0" w:line="240" w:lineRule="auto"/>
+        <w:rPr>
+          <w:lang w:val="es-ES"/>
+        </w:rPr>
+      </w:pPr>
+      <w:r>
+        <w:rPr>
+          <w:lang w:val="es-ES"/>
+        </w:rPr>
+        <w:t xml:space="preserve">  // Leer acelerador</w:t>
+      </w:r>
+    </w:p>
+    <w:p>
+      <w:pPr>
+        <w:spacing w:after="0" w:line="240" w:lineRule="auto"/>
+        <w:rPr>
+          <w:lang w:val="es-ES"/>
+        </w:rPr>
+      </w:pPr>
+      <w:r>
+        <w:rPr>
+          <w:lang w:val="es-ES"/>
+        </w:rPr>
+        <w:t xml:space="preserve">  </w:t>
+      </w:r>
+      <w:proofErr w:type="spellStart"/>
+      <w:r>
+        <w:rPr>
+          <w:lang w:val="es-ES"/>
+        </w:rPr>
+        <w:t>int</w:t>
+      </w:r>
+      <w:proofErr w:type="spellEnd"/>
+      <w:r>
+        <w:rPr>
+          <w:lang w:val="es-ES"/>
+        </w:rPr>
+        <w:t xml:space="preserve"> </w:t>
+      </w:r>
+      <w:proofErr w:type="spellStart"/>
+      <w:r>
+        <w:rPr>
+          <w:lang w:val="es-ES"/>
+        </w:rPr>
+        <w:t>valorAcelerador</w:t>
+      </w:r>
+      <w:proofErr w:type="spellEnd"/>
+      <w:r>
+        <w:rPr>
+          <w:lang w:val="es-ES"/>
+        </w:rPr>
+        <w:t xml:space="preserve"> = </w:t>
+      </w:r>
+      <w:proofErr w:type="spellStart"/>
+      <w:r>
+        <w:rPr>
+          <w:lang w:val="es-ES"/>
+        </w:rPr>
+        <w:t>analogRead</w:t>
+      </w:r>
+      <w:proofErr w:type="spellEnd"/>
+      <w:r>
+        <w:rPr>
+          <w:lang w:val="es-ES"/>
+        </w:rPr>
+        <w:t>(acelerador);</w:t>
+      </w:r>
+    </w:p>
+    <w:p>
+      <w:pPr>
+        <w:spacing w:after="0" w:line="240" w:lineRule="auto"/>
+        <w:rPr>
+          <w:lang w:val="es-ES"/>
+        </w:rPr>
+      </w:pPr>
+    </w:p>
+    <w:p>
+      <w:pPr>
+        <w:spacing w:after="0" w:line="240" w:lineRule="auto"/>
+        <w:rPr>
+          <w:lang w:val="es-ES"/>
+        </w:rPr>
+      </w:pPr>
+      <w:r>
+        <w:rPr>
+          <w:lang w:val="es-ES"/>
+        </w:rPr>
+        <w:t xml:space="preserve">  // Leer e invertir el eje Z con promedio</w:t>
+      </w:r>
+    </w:p>
+    <w:p>
+      <w:pPr>
+        <w:spacing w:after="0" w:line="240" w:lineRule="auto"/>
+        <w:rPr>
+          <w:lang w:val="es-ES"/>
+        </w:rPr>
+      </w:pPr>
+      <w:r>
+        <w:rPr>
+          <w:lang w:val="es-ES"/>
+        </w:rPr>
+        <w:t xml:space="preserve">  </w:t>
+      </w:r>
+      <w:proofErr w:type="spellStart"/>
+      <w:r>
+        <w:rPr>
+          <w:lang w:val="es-ES"/>
+        </w:rPr>
+        <w:t>int</w:t>
+      </w:r>
+      <w:proofErr w:type="spellEnd"/>
+      <w:r>
+        <w:rPr>
+          <w:lang w:val="es-ES"/>
+        </w:rPr>
+        <w:t xml:space="preserve"> </w:t>
+      </w:r>
+      <w:proofErr w:type="spellStart"/>
+      <w:r>
+        <w:rPr>
+          <w:lang w:val="es-ES"/>
+        </w:rPr>
+        <w:t>lecturaZ</w:t>
+      </w:r>
+      <w:proofErr w:type="spellEnd"/>
+      <w:r>
+        <w:rPr>
+          <w:lang w:val="es-ES"/>
+        </w:rPr>
+        <w:t xml:space="preserve"> = </w:t>
+      </w:r>
+      <w:proofErr w:type="spellStart"/>
+      <w:proofErr w:type="gramStart"/>
+      <w:r>
+        <w:rPr>
+          <w:lang w:val="es-ES"/>
+        </w:rPr>
+        <w:t>leerEjeZ</w:t>
+      </w:r>
+      <w:proofErr w:type="spellEnd"/>
+      <w:r>
+        <w:rPr>
+          <w:lang w:val="es-ES"/>
+        </w:rPr>
+        <w:t>(</w:t>
+      </w:r>
+      <w:proofErr w:type="gramEnd"/>
+      <w:r>
+        <w:rPr>
+          <w:lang w:val="es-ES"/>
+        </w:rPr>
+        <w:t>);</w:t>
+      </w:r>
+    </w:p>
+    <w:p>
+      <w:pPr>
+        <w:spacing w:after="0" w:line="240" w:lineRule="auto"/>
+        <w:rPr>
+          <w:lang w:val="es-ES"/>
+        </w:rPr>
+      </w:pPr>
+      <w:r>
+        <w:rPr>
+          <w:lang w:val="es-ES"/>
+        </w:rPr>
+        <w:t xml:space="preserve">  </w:t>
+      </w:r>
+      <w:proofErr w:type="spellStart"/>
+      <w:r>
+        <w:rPr>
+          <w:lang w:val="es-ES"/>
+        </w:rPr>
+        <w:t>int</w:t>
+      </w:r>
+      <w:proofErr w:type="spellEnd"/>
+      <w:r>
+        <w:rPr>
+          <w:lang w:val="es-ES"/>
+        </w:rPr>
+        <w:t xml:space="preserve"> </w:t>
+      </w:r>
+      <w:proofErr w:type="spellStart"/>
+      <w:r>
+        <w:rPr>
+          <w:lang w:val="es-ES"/>
+        </w:rPr>
+        <w:t>valorZ</w:t>
+      </w:r>
+      <w:proofErr w:type="spellEnd"/>
+      <w:r>
+        <w:rPr>
+          <w:lang w:val="es-ES"/>
+        </w:rPr>
+        <w:t xml:space="preserve"> = 1023 - </w:t>
+      </w:r>
+      <w:proofErr w:type="spellStart"/>
+      <w:r>
+        <w:rPr>
+          <w:lang w:val="es-ES"/>
+        </w:rPr>
+        <w:t>lecturaZ</w:t>
+      </w:r>
+      <w:proofErr w:type="spellEnd"/>
+      <w:r>
+        <w:rPr>
+          <w:lang w:val="es-ES"/>
+        </w:rPr>
+        <w:t>;</w:t>
+      </w:r>
+    </w:p>
+    <w:p>
+      <w:pPr>
+        <w:spacing w:after="0" w:line="240" w:lineRule="auto"/>
+        <w:rPr>
+          <w:lang w:val="es-ES"/>
+        </w:rPr>
+      </w:pPr>
+    </w:p>
+    <w:p>
+      <w:pPr>
+        <w:spacing w:after="0" w:line="240" w:lineRule="auto"/>
+        <w:rPr>
+          <w:lang w:val="es-ES"/>
+        </w:rPr>
+      </w:pPr>
+      <w:r>
+        <w:rPr>
+          <w:lang w:val="es-ES"/>
+        </w:rPr>
+        <w:t xml:space="preserve">  </w:t>
+      </w:r>
+      <w:proofErr w:type="spellStart"/>
+      <w:r>
+        <w:rPr>
+          <w:lang w:val="es-ES"/>
+        </w:rPr>
+        <w:t>valorZ</w:t>
+      </w:r>
+      <w:proofErr w:type="spellEnd"/>
+      <w:r>
+        <w:rPr>
+          <w:lang w:val="es-ES"/>
+        </w:rPr>
+        <w:t xml:space="preserve"> = </w:t>
+      </w:r>
+      <w:proofErr w:type="spellStart"/>
+      <w:proofErr w:type="gramStart"/>
+      <w:r>
+        <w:rPr>
+          <w:lang w:val="es-ES"/>
+        </w:rPr>
+        <w:t>constrain</w:t>
+      </w:r>
+      <w:proofErr w:type="spellEnd"/>
+      <w:r>
+        <w:rPr>
+          <w:lang w:val="es-ES"/>
+        </w:rPr>
+        <w:t>(</w:t>
+      </w:r>
+      <w:proofErr w:type="spellStart"/>
+      <w:proofErr w:type="gramEnd"/>
+      <w:r>
+        <w:rPr>
+          <w:lang w:val="es-ES"/>
+        </w:rPr>
+        <w:t>valorZ</w:t>
+      </w:r>
+      <w:proofErr w:type="spellEnd"/>
+      <w:r>
+        <w:rPr>
+          <w:lang w:val="es-ES"/>
+        </w:rPr>
+        <w:t>, 0, 1023);</w:t>
+      </w:r>
+    </w:p>
+    <w:p>
+      <w:pPr>
+        <w:spacing w:after="0" w:line="240" w:lineRule="auto"/>
+        <w:rPr>
+          <w:lang w:val="es-ES"/>
+        </w:rPr>
+      </w:pPr>
+    </w:p>
+    <w:p>
+      <w:pPr>
+        <w:spacing w:after="0" w:line="240" w:lineRule="auto"/>
+        <w:rPr>
+          <w:lang w:val="es-ES"/>
+        </w:rPr>
+      </w:pPr>
+      <w:r>
+        <w:rPr>
+          <w:lang w:val="es-ES"/>
+        </w:rPr>
+        <w:t xml:space="preserve">  // Enviar los cuatro ejes a Windows</w:t>
+      </w:r>
+    </w:p>
+    <w:p>
+      <w:pPr>
+        <w:spacing w:after="0" w:line="240" w:lineRule="auto"/>
+        <w:rPr>
+          <w:lang w:val="es-ES"/>
+        </w:rPr>
+      </w:pPr>
+      <w:r>
+        <w:rPr>
+          <w:lang w:val="es-ES"/>
+        </w:rPr>
+        <w:t xml:space="preserve">  </w:t>
+      </w:r>
+      <w:proofErr w:type="spellStart"/>
+      <w:r>
+        <w:rPr>
+          <w:lang w:val="es-ES"/>
+        </w:rPr>
+        <w:t>Joystick.setXAxis</w:t>
+      </w:r>
+      <w:proofErr w:type="spellEnd"/>
+      <w:r>
+        <w:rPr>
+          <w:lang w:val="es-ES"/>
+        </w:rPr>
+        <w:t>(</w:t>
+      </w:r>
+      <w:proofErr w:type="spellStart"/>
+      <w:r>
+        <w:rPr>
+          <w:lang w:val="es-ES"/>
+        </w:rPr>
+        <w:t>valorX</w:t>
+      </w:r>
+      <w:proofErr w:type="spellEnd"/>
+      <w:r>
+        <w:rPr>
+          <w:lang w:val="es-ES"/>
+        </w:rPr>
+        <w:t>);</w:t>
+      </w:r>
+    </w:p>
+    <w:p>
+      <w:pPr>
+        <w:spacing w:after="0" w:line="240" w:lineRule="auto"/>
+        <w:rPr>
+          <w:lang w:val="es-ES"/>
+        </w:rPr>
+      </w:pPr>
+      <w:r>
+        <w:rPr>
+          <w:lang w:val="es-ES"/>
+        </w:rPr>
+        <w:t xml:space="preserve">  </w:t>
+      </w:r>
+      <w:proofErr w:type="spellStart"/>
+      <w:r>
+        <w:rPr>
+          <w:lang w:val="es-ES"/>
+        </w:rPr>
+        <w:t>Joystick.setYAxis</w:t>
+      </w:r>
+      <w:proofErr w:type="spellEnd"/>
+      <w:r>
+        <w:rPr>
+          <w:lang w:val="es-ES"/>
+        </w:rPr>
+        <w:t>(</w:t>
+      </w:r>
+      <w:proofErr w:type="spellStart"/>
+      <w:r>
+        <w:rPr>
+          <w:lang w:val="es-ES"/>
+        </w:rPr>
+        <w:t>valorY</w:t>
+      </w:r>
+      <w:proofErr w:type="spellEnd"/>
+      <w:r>
+        <w:rPr>
+          <w:lang w:val="es-ES"/>
+        </w:rPr>
+        <w:t>);</w:t>
+      </w:r>
+    </w:p>
+    <w:p>
+      <w:pPr>
+        <w:spacing w:after="0" w:line="240" w:lineRule="auto"/>
+        <w:rPr>
+          <w:lang w:val="es-ES"/>
+        </w:rPr>
+      </w:pPr>
+      <w:r>
+        <w:rPr>
+          <w:lang w:val="es-ES"/>
+        </w:rPr>
+        <w:t xml:space="preserve">  </w:t>
+      </w:r>
+      <w:proofErr w:type="spellStart"/>
+      <w:r>
+        <w:rPr>
+          <w:lang w:val="es-ES"/>
+        </w:rPr>
+        <w:t>Joystick.setZAxis</w:t>
+      </w:r>
+      <w:proofErr w:type="spellEnd"/>
+      <w:r>
+        <w:rPr>
+          <w:lang w:val="es-ES"/>
+        </w:rPr>
+        <w:t>(</w:t>
+      </w:r>
+      <w:proofErr w:type="spellStart"/>
+      <w:r>
+        <w:rPr>
+          <w:lang w:val="es-ES"/>
+        </w:rPr>
+        <w:t>valorZ</w:t>
+      </w:r>
+      <w:proofErr w:type="spellEnd"/>
+      <w:r>
+        <w:rPr>
+          <w:lang w:val="es-ES"/>
+        </w:rPr>
+        <w:t>);</w:t>
+      </w:r>
+    </w:p>
+    <w:p>
+      <w:pPr>
+        <w:spacing w:after="0" w:line="240" w:lineRule="auto"/>
+        <w:rPr>
+          <w:lang w:val="es-ES"/>
+        </w:rPr>
+      </w:pPr>
+      <w:r>
+        <w:rPr>
+          <w:lang w:val="es-ES"/>
+        </w:rPr>
+        <w:t xml:space="preserve">  </w:t>
+      </w:r>
+      <w:proofErr w:type="spellStart"/>
+      <w:r>
+        <w:rPr>
+          <w:lang w:val="es-ES"/>
+        </w:rPr>
+        <w:t>Joystick.setThrottle</w:t>
+      </w:r>
+      <w:proofErr w:type="spellEnd"/>
+      <w:r>
+        <w:rPr>
+          <w:lang w:val="es-ES"/>
+        </w:rPr>
+        <w:t>(</w:t>
+      </w:r>
+      <w:proofErr w:type="spellStart"/>
+      <w:r>
+        <w:rPr>
+          <w:lang w:val="es-ES"/>
+        </w:rPr>
+        <w:t>valorAcelerador</w:t>
+      </w:r>
+      <w:proofErr w:type="spellEnd"/>
+      <w:r>
+        <w:rPr>
+          <w:lang w:val="es-ES"/>
+        </w:rPr>
+        <w:t>);</w:t>
+      </w:r>
+    </w:p>
+    <w:p>
+      <w:pPr>
+        <w:spacing w:after="0" w:line="240" w:lineRule="auto"/>
+        <w:rPr>
+          <w:lang w:val="es-ES"/>
+        </w:rPr>
+      </w:pPr>
+    </w:p>
+    <w:p>
+      <w:pPr>
+        <w:spacing w:after="0" w:line="240" w:lineRule="auto"/>
+        <w:rPr>
+          <w:lang w:val="es-ES"/>
+        </w:rPr>
+      </w:pPr>
+      <w:r>
+        <w:rPr>
+          <w:lang w:val="es-ES"/>
+        </w:rPr>
+        <w:t xml:space="preserve">  // Diagnóstico del eje Z por Monitor Serie</w:t>
+      </w:r>
+    </w:p>
+    <w:p>
+      <w:pPr>
+        <w:spacing w:after="0" w:line="240" w:lineRule="auto"/>
+        <w:rPr>
+          <w:lang w:val="es-ES"/>
+        </w:rPr>
+      </w:pPr>
+      <w:r>
+        <w:rPr>
+          <w:lang w:val="es-ES"/>
+        </w:rPr>
+        <w:t xml:space="preserve">  </w:t>
+      </w:r>
+      <w:proofErr w:type="spellStart"/>
+      <w:r>
+        <w:rPr>
+          <w:lang w:val="es-ES"/>
+        </w:rPr>
+        <w:t>Serial.print</w:t>
+      </w:r>
+      <w:proofErr w:type="spellEnd"/>
+      <w:r>
+        <w:rPr>
+          <w:lang w:val="es-ES"/>
+        </w:rPr>
+        <w:t>("A3: ");</w:t>
+      </w:r>
+    </w:p>
+    <w:p>
+      <w:pPr>
+        <w:spacing w:after="0" w:line="240" w:lineRule="auto"/>
+        <w:rPr>
+          <w:lang w:val="es-ES"/>
+        </w:rPr>
+      </w:pPr>
+      <w:r>
+        <w:rPr>
+          <w:lang w:val="es-ES"/>
+        </w:rPr>
+        <w:t xml:space="preserve">  </w:t>
+      </w:r>
+      <w:proofErr w:type="spellStart"/>
+      <w:r>
+        <w:rPr>
+          <w:lang w:val="es-ES"/>
+        </w:rPr>
+        <w:t>Serial.print</w:t>
+      </w:r>
+      <w:proofErr w:type="spellEnd"/>
+      <w:r>
+        <w:rPr>
+          <w:lang w:val="es-ES"/>
+        </w:rPr>
+        <w:t>(</w:t>
+      </w:r>
+      <w:proofErr w:type="spellStart"/>
+      <w:r>
+        <w:rPr>
+          <w:lang w:val="es-ES"/>
+        </w:rPr>
+        <w:t>lecturaZ</w:t>
+      </w:r>
+      <w:proofErr w:type="spellEnd"/>
+      <w:r>
+        <w:rPr>
+          <w:lang w:val="es-ES"/>
+        </w:rPr>
+        <w:t>);</w:t>
+      </w:r>
+    </w:p>
+    <w:p>
+      <w:pPr>
+        <w:spacing w:after="0" w:line="240" w:lineRule="auto"/>
+        <w:rPr>
+          <w:lang w:val="es-ES"/>
+        </w:rPr>
+      </w:pPr>
+      <w:r>
+        <w:rPr>
+          <w:lang w:val="es-ES"/>
+        </w:rPr>
+        <w:t xml:space="preserve">  </w:t>
+      </w:r>
+      <w:proofErr w:type="spellStart"/>
+      <w:r>
+        <w:rPr>
+          <w:lang w:val="es-ES"/>
+        </w:rPr>
+        <w:t>Serial.print</w:t>
+      </w:r>
+      <w:proofErr w:type="spellEnd"/>
+      <w:r>
+        <w:rPr>
+          <w:lang w:val="es-ES"/>
+        </w:rPr>
+        <w:t>(" | Z enviado: ");</w:t>
+      </w:r>
+    </w:p>
+    <w:p>
+      <w:pPr>
+        <w:spacing w:after="0" w:line="240" w:lineRule="auto"/>
+        <w:rPr>
+          <w:lang w:val="es-ES"/>
+        </w:rPr>
+      </w:pPr>
+      <w:r>
+        <w:rPr>
+          <w:lang w:val="es-ES"/>
+        </w:rPr>
+        <w:t xml:space="preserve">  </w:t>
+      </w:r>
+      <w:proofErr w:type="spellStart"/>
+      <w:r>
+        <w:rPr>
+          <w:lang w:val="es-ES"/>
+        </w:rPr>
+        <w:t>Serial.println</w:t>
+      </w:r>
+      <w:proofErr w:type="spellEnd"/>
+      <w:r>
+        <w:rPr>
+          <w:lang w:val="es-ES"/>
+        </w:rPr>
+        <w:t>(</w:t>
+      </w:r>
+      <w:proofErr w:type="spellStart"/>
+      <w:r>
+        <w:rPr>
+          <w:lang w:val="es-ES"/>
+        </w:rPr>
+        <w:t>valorZ</w:t>
+      </w:r>
+      <w:proofErr w:type="spellEnd"/>
+      <w:r>
+        <w:rPr>
+          <w:lang w:val="es-ES"/>
+        </w:rPr>
+        <w:t>);</w:t>
+      </w:r>
+    </w:p>
+    <w:p>
+      <w:pPr>
+        <w:spacing w:after="0" w:line="240" w:lineRule="auto"/>
+        <w:rPr>
+          <w:lang w:val="es-ES"/>
+        </w:rPr>
+      </w:pPr>
+    </w:p>
+    <w:p>
+      <w:pPr>
+        <w:spacing w:after="0" w:line="240" w:lineRule="auto"/>
+        <w:rPr>
+          <w:lang w:val="es-ES"/>
+        </w:rPr>
+      </w:pPr>
+      <w:r>
+        <w:rPr>
+          <w:lang w:val="es-ES"/>
+        </w:rPr>
+        <w:t xml:space="preserve">  </w:t>
+      </w:r>
+      <w:proofErr w:type="spellStart"/>
+      <w:proofErr w:type="gramStart"/>
+      <w:r>
+        <w:rPr>
+          <w:lang w:val="es-ES"/>
+        </w:rPr>
+        <w:t>delay</w:t>
+      </w:r>
+      <w:proofErr w:type="spellEnd"/>
+      <w:r>
+        <w:rPr>
+          <w:lang w:val="es-ES"/>
+        </w:rPr>
+        <w:t>(</w:t>
+      </w:r>
+      <w:proofErr w:type="gramEnd"/>
+      <w:r>
+        <w:rPr>
+          <w:lang w:val="es-ES"/>
+        </w:rPr>
+        <w:t>20);</w:t>
+      </w:r>
+    </w:p>
+    <w:p>
+      <w:pPr>
+        <w:spacing w:after="0" w:line="240" w:lineRule="auto"/>
+        <w:rPr>
+          <w:lang w:val="es-ES"/>
+        </w:rPr>
+      </w:pPr>
+      <w:r>
+        <w:rPr>
+          <w:lang w:val="es-ES"/>
+        </w:rPr>
+        <w:t>}</w:t>
+      </w:r>
     </w:p>
     <w:p>
       <w:pPr>
@@ -4123,7 +6495,7 @@
 </file>
 
 <file path=word/endnotes.xml><?xml version="1.0" encoding="utf-8"?>
-<w:endnotes xmlns:wpc="http://schemas.microsoft.com/office/word/2010/wordprocessingCanvas" xmlns:cx="http://schemas.microsoft.com/office/drawing/2014/chartex" xmlns:cx1="http://schemas.microsoft.com/office/drawing/2015/9/8/chartex" xmlns:cx2="http://schemas.microsoft.com/office/drawing/2015/10/21/chartex" xmlns:cx3="http://schemas.microsoft.com/office/drawing/2016/5/9/chartex" xmlns:cx4="http://schemas.microsoft.com/office/drawing/2016/5/10/chartex" xmlns:cx5="http://schemas.microsoft.com/office/drawing/2016/5/11/chartex" xmlns:cx6="http://schemas.microsoft.com/office/drawing/2016/5/12/chartex" xmlns:cx7="http://schemas.microsoft.com/office/drawing/2016/5/13/chartex" xmlns:cx8="http://schemas.microsoft.com/office/drawing/2016/5/14/chartex" xmlns:mc="http://schemas.openxmlformats.org/markup-compatibility/2006" xmlns:aink="http://schemas.microsoft.com/office/drawing/2016/ink" xmlns:am3d="http://schemas.microsoft.com/office/drawing/2017/model3d" xmlns:o="urn:schemas-microsoft-com:office:office" xmlns:r="http://schemas.openxmlformats.org/officeDocument/2006/relationships" xmlns:m="http://schemas.openxmlformats.org/officeDocument/2006/math" xmlns:v="urn:schemas-microsoft-com:vml" xmlns:wp14="http://schemas.microsoft.com/office/word/2010/wordprocessingDrawing" xmlns:wp="http://schemas.openxmlformats.org/drawingml/2006/wordprocessingDrawing" xmlns:w10="urn:schemas-microsoft-com:office:word" xmlns:w="http://schemas.openxmlformats.org/wordprocessingml/2006/main" xmlns:w14="http://schemas.microsoft.com/office/word/2010/wordml" xmlns:w15="http://schemas.microsoft.com/office/word/2012/wordml" xmlns:w16cid="http://schemas.microsoft.com/office/word/2016/wordml/cid" xmlns:w16se="http://schemas.microsoft.com/office/word/2015/wordml/symex" xmlns:wpg="http://schemas.microsoft.com/office/word/2010/wordprocessingGroup" xmlns:wpi="http://schemas.microsoft.com/office/word/2010/wordprocessingInk" xmlns:wne="http://schemas.microsoft.com/office/word/2006/wordml" xmlns:wps="http://schemas.microsoft.com/office/word/2010/wordprocessingShape" mc:Ignorable="w14 w15 w16se w16cid wp14">
+<w:endnotes xmlns:wpc="http://schemas.microsoft.com/office/word/2010/wordprocessingCanvas" xmlns:cx="http://schemas.microsoft.com/office/drawing/2014/chartex" xmlns:cx1="http://schemas.microsoft.com/office/drawing/2015/9/8/chartex" xmlns:cx2="http://schemas.microsoft.com/office/drawing/2015/10/21/chartex" xmlns:cx3="http://schemas.microsoft.com/office/drawing/2016/5/9/chartex" xmlns:cx4="http://schemas.microsoft.com/office/drawing/2016/5/10/chartex" xmlns:cx5="http://schemas.microsoft.com/office/drawing/2016/5/11/chartex" xmlns:cx6="http://schemas.microsoft.com/office/drawing/2016/5/12/chartex" xmlns:cx7="http://schemas.microsoft.com/office/drawing/2016/5/13/chartex" xmlns:cx8="http://schemas.microsoft.com/office/drawing/2016/5/14/chartex" xmlns:mc="http://schemas.openxmlformats.org/markup-compatibility/2006" xmlns:aink="http://schemas.microsoft.com/office/drawing/2016/ink" xmlns:am3d="http://schemas.microsoft.com/office/drawing/2017/model3d" xmlns:o="urn:schemas-microsoft-com:office:office" xmlns:oel="http://schemas.microsoft.com/office/2019/extlst" xmlns:r="http://schemas.openxmlformats.org/officeDocument/2006/relationships" xmlns:m="http://schemas.openxmlformats.org/officeDocument/2006/math" xmlns:v="urn:schemas-microsoft-com:vml" xmlns:wp14="http://schemas.microsoft.com/office/word/2010/wordprocessingDrawing" xmlns:wp="http://schemas.openxmlformats.org/drawingml/2006/wordprocessingDrawing" xmlns:w10="urn:schemas-microsoft-com:office:word" xmlns:w="http://schemas.openxmlformats.org/wordprocessingml/2006/main" xmlns:w14="http://schemas.microsoft.com/office/word/2010/wordml" xmlns:w15="http://schemas.microsoft.com/office/word/2012/wordml" xmlns:w16cex="http://schemas.microsoft.com/office/word/2018/wordml/cex" xmlns:w16cid="http://schemas.microsoft.com/office/word/2016/wordml/cid" xmlns:w16="http://schemas.microsoft.com/office/word/2018/wordml" xmlns:w16du="http://schemas.microsoft.com/office/word/2023/wordml/word16du" xmlns:w16sdtdh="http://schemas.microsoft.com/office/word/2020/wordml/sdtdatahash" xmlns:w16sdtfl="http://schemas.microsoft.com/office/word/2024/wordml/sdtformatlock" xmlns:w16se="http://schemas.microsoft.com/office/word/2015/wordml/symex" xmlns:wpg="http://schemas.microsoft.com/office/word/2010/wordprocessingGroup" xmlns:wpi="http://schemas.microsoft.com/office/word/2010/wordprocessingInk" xmlns:wne="http://schemas.microsoft.com/office/word/2006/wordml" xmlns:wps="http://schemas.microsoft.com/office/word/2010/wordprocessingShape" mc:Ignorable="w14 w15 w16se w16cid w16 w16cex w16sdtdh w16sdtfl w16du wp14">
   <w:endnote w:type="separator" w:id="-1">
     <w:p>
       <w:pPr>
@@ -4148,7 +6520,7 @@
 </file>
 
 <file path=word/footer1.xml><?xml version="1.0" encoding="utf-8"?>
-<w:ftr xmlns:wpc="http://schemas.microsoft.com/office/word/2010/wordprocessingCanvas" xmlns:cx="http://schemas.microsoft.com/office/drawing/2014/chartex" xmlns:cx1="http://schemas.microsoft.com/office/drawing/2015/9/8/chartex" xmlns:cx2="http://schemas.microsoft.com/office/drawing/2015/10/21/chartex" xmlns:cx3="http://schemas.microsoft.com/office/drawing/2016/5/9/chartex" xmlns:cx4="http://schemas.microsoft.com/office/drawing/2016/5/10/chartex" xmlns:cx5="http://schemas.microsoft.com/office/drawing/2016/5/11/chartex" xmlns:cx6="http://schemas.microsoft.com/office/drawing/2016/5/12/chartex" xmlns:cx7="http://schemas.microsoft.com/office/drawing/2016/5/13/chartex" xmlns:cx8="http://schemas.microsoft.com/office/drawing/2016/5/14/chartex" xmlns:mc="http://schemas.openxmlformats.org/markup-compatibility/2006" xmlns:aink="http://schemas.microsoft.com/office/drawing/2016/ink" xmlns:am3d="http://schemas.microsoft.com/office/drawing/2017/model3d" xmlns:o="urn:schemas-microsoft-com:office:office" xmlns:r="http://schemas.openxmlformats.org/officeDocument/2006/relationships" xmlns:m="http://schemas.openxmlformats.org/officeDocument/2006/math" xmlns:v="urn:schemas-microsoft-com:vml" xmlns:wp14="http://schemas.microsoft.com/office/word/2010/wordprocessingDrawing" xmlns:wp="http://schemas.openxmlformats.org/drawingml/2006/wordprocessingDrawing" xmlns:w10="urn:schemas-microsoft-com:office:word" xmlns:w="http://schemas.openxmlformats.org/wordprocessingml/2006/main" xmlns:w14="http://schemas.microsoft.com/office/word/2010/wordml" xmlns:w15="http://schemas.microsoft.com/office/word/2012/wordml" xmlns:w16cid="http://schemas.microsoft.com/office/word/2016/wordml/cid" xmlns:w16se="http://schemas.microsoft.com/office/word/2015/wordml/symex" xmlns:wpg="http://schemas.microsoft.com/office/word/2010/wordprocessingGroup" xmlns:wpi="http://schemas.microsoft.com/office/word/2010/wordprocessingInk" xmlns:wne="http://schemas.microsoft.com/office/word/2006/wordml" xmlns:wps="http://schemas.microsoft.com/office/word/2010/wordprocessingShape" mc:Ignorable="w14 w15 w16se w16cid wp14">
+<w:ftr xmlns:wpc="http://schemas.microsoft.com/office/word/2010/wordprocessingCanvas" xmlns:cx="http://schemas.microsoft.com/office/drawing/2014/chartex" xmlns:cx1="http://schemas.microsoft.com/office/drawing/2015/9/8/chartex" xmlns:cx2="http://schemas.microsoft.com/office/drawing/2015/10/21/chartex" xmlns:cx3="http://schemas.microsoft.com/office/drawing/2016/5/9/chartex" xmlns:cx4="http://schemas.microsoft.com/office/drawing/2016/5/10/chartex" xmlns:cx5="http://schemas.microsoft.com/office/drawing/2016/5/11/chartex" xmlns:cx6="http://schemas.microsoft.com/office/drawing/2016/5/12/chartex" xmlns:cx7="http://schemas.microsoft.com/office/drawing/2016/5/13/chartex" xmlns:cx8="http://schemas.microsoft.com/office/drawing/2016/5/14/chartex" xmlns:mc="http://schemas.openxmlformats.org/markup-compatibility/2006" xmlns:aink="http://schemas.microsoft.com/office/drawing/2016/ink" xmlns:am3d="http://schemas.microsoft.com/office/drawing/2017/model3d" xmlns:o="urn:schemas-microsoft-com:office:office" xmlns:oel="http://schemas.microsoft.com/office/2019/extlst" xmlns:r="http://schemas.openxmlformats.org/officeDocument/2006/relationships" xmlns:m="http://schemas.openxmlformats.org/officeDocument/2006/math" xmlns:v="urn:schemas-microsoft-com:vml" xmlns:wp14="http://schemas.microsoft.com/office/word/2010/wordprocessingDrawing" xmlns:wp="http://schemas.openxmlformats.org/drawingml/2006/wordprocessingDrawing" xmlns:w10="urn:schemas-microsoft-com:office:word" xmlns:w="http://schemas.openxmlformats.org/wordprocessingml/2006/main" xmlns:w14="http://schemas.microsoft.com/office/word/2010/wordml" xmlns:w15="http://schemas.microsoft.com/office/word/2012/wordml" xmlns:w16cex="http://schemas.microsoft.com/office/word/2018/wordml/cex" xmlns:w16cid="http://schemas.microsoft.com/office/word/2016/wordml/cid" xmlns:w16="http://schemas.microsoft.com/office/word/2018/wordml" xmlns:w16du="http://schemas.microsoft.com/office/word/2023/wordml/word16du" xmlns:w16sdtdh="http://schemas.microsoft.com/office/word/2020/wordml/sdtdatahash" xmlns:w16sdtfl="http://schemas.microsoft.com/office/word/2024/wordml/sdtformatlock" xmlns:w16se="http://schemas.microsoft.com/office/word/2015/wordml/symex" xmlns:wpg="http://schemas.microsoft.com/office/word/2010/wordprocessingGroup" xmlns:wpi="http://schemas.microsoft.com/office/word/2010/wordprocessingInk" xmlns:wne="http://schemas.microsoft.com/office/word/2006/wordml" xmlns:wps="http://schemas.microsoft.com/office/word/2010/wordprocessingShape" mc:Ignorable="w14 w15 w16se w16cid w16 w16cex w16sdtdh w16sdtfl w16du wp14">
   <w:p>
     <w:pPr>
       <w:pStyle w:val="Piedepgina"/>
@@ -4229,7 +6601,7 @@
             </wp:anchor>
           </w:drawing>
         </mc:Choice>
-        <mc:Fallback xmlns:oel="http://schemas.microsoft.com/office/2019/extlst" xmlns:w16cex="http://schemas.microsoft.com/office/word/2018/wordml/cex" xmlns:w16="http://schemas.microsoft.com/office/word/2018/wordml" xmlns:w16du="http://schemas.microsoft.com/office/word/2023/wordml/word16du" xmlns:w16sdtdh="http://schemas.microsoft.com/office/word/2020/wordml/sdtdatahash" xmlns:w16sdtfl="http://schemas.microsoft.com/office/word/2024/wordml/sdtformatlock">
+        <mc:Fallback>
           <w:pict>
             <v:rect w14:anchorId="03B6FFE3" id="Rectángulo 452" o:spid="_x0000_s1026" style="position:absolute;margin-left:0;margin-top:0;width:579.9pt;height:750.3pt;z-index:251659264;visibility:visible;mso-wrap-style:square;mso-width-percent:950;mso-height-percent:950;mso-wrap-distance-left:9pt;mso-wrap-distance-top:0;mso-wrap-distance-right:9pt;mso-wrap-distance-bottom:0;mso-position-horizontal:center;mso-position-horizontal-relative:page;mso-position-vertical:center;mso-position-vertical-relative:page;mso-width-percent:950;mso-height-percent:950;mso-width-relative:page;mso-height-relative:page;v-text-anchor:middle" o:gfxdata="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" filled="f" strokecolor="#747070 [1614]" strokeweight="1.25pt">
               <w10:wrap anchorx="page" anchory="page"/>
@@ -4305,7 +6677,7 @@
 </file>
 
 <file path=word/footnotes.xml><?xml version="1.0" encoding="utf-8"?>
-<w:footnotes xmlns:wpc="http://schemas.microsoft.com/office/word/2010/wordprocessingCanvas" xmlns:cx="http://schemas.microsoft.com/office/drawing/2014/chartex" xmlns:cx1="http://schemas.microsoft.com/office/drawing/2015/9/8/chartex" xmlns:cx2="http://schemas.microsoft.com/office/drawing/2015/10/21/chartex" xmlns:cx3="http://schemas.microsoft.com/office/drawing/2016/5/9/chartex" xmlns:cx4="http://schemas.microsoft.com/office/drawing/2016/5/10/chartex" xmlns:cx5="http://schemas.microsoft.com/office/drawing/2016/5/11/chartex" xmlns:cx6="http://schemas.microsoft.com/office/drawing/2016/5/12/chartex" xmlns:cx7="http://schemas.microsoft.com/office/drawing/2016/5/13/chartex" xmlns:cx8="http://schemas.microsoft.com/office/drawing/2016/5/14/chartex" xmlns:mc="http://schemas.openxmlformats.org/markup-compatibility/2006" xmlns:aink="http://schemas.microsoft.com/office/drawing/2016/ink" xmlns:am3d="http://schemas.microsoft.com/office/drawing/2017/model3d" xmlns:o="urn:schemas-microsoft-com:office:office" xmlns:r="http://schemas.openxmlformats.org/officeDocument/2006/relationships" xmlns:m="http://schemas.openxmlformats.org/officeDocument/2006/math" xmlns:v="urn:schemas-microsoft-com:vml" xmlns:wp14="http://schemas.microsoft.com/office/word/2010/wordprocessingDrawing" xmlns:wp="http://schemas.openxmlformats.org/drawingml/2006/wordprocessingDrawing" xmlns:w10="urn:schemas-microsoft-com:office:word" xmlns:w="http://schemas.openxmlformats.org/wordprocessingml/2006/main" xmlns:w14="http://schemas.microsoft.com/office/word/2010/wordml" xmlns:w15="http://schemas.microsoft.com/office/word/2012/wordml" xmlns:w16cid="http://schemas.microsoft.com/office/word/2016/wordml/cid" xmlns:w16se="http://schemas.microsoft.com/office/word/2015/wordml/symex" xmlns:wpg="http://schemas.microsoft.com/office/word/2010/wordprocessingGroup" xmlns:wpi="http://schemas.microsoft.com/office/word/2010/wordprocessingInk" xmlns:wne="http://schemas.microsoft.com/office/word/2006/wordml" xmlns:wps="http://schemas.microsoft.com/office/word/2010/wordprocessingShape" mc:Ignorable="w14 w15 w16se w16cid wp14">
+<w:footnotes xmlns:wpc="http://schemas.microsoft.com/office/word/2010/wordprocessingCanvas" xmlns:cx="http://schemas.microsoft.com/office/drawing/2014/chartex" xmlns:cx1="http://schemas.microsoft.com/office/drawing/2015/9/8/chartex" xmlns:cx2="http://schemas.microsoft.com/office/drawing/2015/10/21/chartex" xmlns:cx3="http://schemas.microsoft.com/office/drawing/2016/5/9/chartex" xmlns:cx4="http://schemas.microsoft.com/office/drawing/2016/5/10/chartex" xmlns:cx5="http://schemas.microsoft.com/office/drawing/2016/5/11/chartex" xmlns:cx6="http://schemas.microsoft.com/office/drawing/2016/5/12/chartex" xmlns:cx7="http://schemas.microsoft.com/office/drawing/2016/5/13/chartex" xmlns:cx8="http://schemas.microsoft.com/office/drawing/2016/5/14/chartex" xmlns:mc="http://schemas.openxmlformats.org/markup-compatibility/2006" xmlns:aink="http://schemas.microsoft.com/office/drawing/2016/ink" xmlns:am3d="http://schemas.microsoft.com/office/drawing/2017/model3d" xmlns:o="urn:schemas-microsoft-com:office:office" xmlns:oel="http://schemas.microsoft.com/office/2019/extlst" xmlns:r="http://schemas.openxmlformats.org/officeDocument/2006/relationships" xmlns:m="http://schemas.openxmlformats.org/officeDocument/2006/math" xmlns:v="urn:schemas-microsoft-com:vml" xmlns:wp14="http://schemas.microsoft.com/office/word/2010/wordprocessingDrawing" xmlns:wp="http://schemas.openxmlformats.org/drawingml/2006/wordprocessingDrawing" xmlns:w10="urn:schemas-microsoft-com:office:word" xmlns:w="http://schemas.openxmlformats.org/wordprocessingml/2006/main" xmlns:w14="http://schemas.microsoft.com/office/word/2010/wordml" xmlns:w15="http://schemas.microsoft.com/office/word/2012/wordml" xmlns:w16cex="http://schemas.microsoft.com/office/word/2018/wordml/cex" xmlns:w16cid="http://schemas.microsoft.com/office/word/2016/wordml/cid" xmlns:w16="http://schemas.microsoft.com/office/word/2018/wordml" xmlns:w16du="http://schemas.microsoft.com/office/word/2023/wordml/word16du" xmlns:w16sdtdh="http://schemas.microsoft.com/office/word/2020/wordml/sdtdatahash" xmlns:w16sdtfl="http://schemas.microsoft.com/office/word/2024/wordml/sdtformatlock" xmlns:w16se="http://schemas.microsoft.com/office/word/2015/wordml/symex" xmlns:wpg="http://schemas.microsoft.com/office/word/2010/wordprocessingGroup" xmlns:wpi="http://schemas.microsoft.com/office/word/2010/wordprocessingInk" xmlns:wne="http://schemas.microsoft.com/office/word/2006/wordml" xmlns:wps="http://schemas.microsoft.com/office/word/2010/wordprocessingShape" mc:Ignorable="w14 w15 w16se w16cid w16 w16cex w16sdtdh w16sdtfl w16du wp14">
   <w:footnote w:type="separator" w:id="-1">
     <w:p>
       <w:pPr>
@@ -4330,7 +6702,7 @@
 </file>
 
 <file path=word/header1.xml><?xml version="1.0" encoding="utf-8"?>
-<w:hdr xmlns:wpc="http://schemas.microsoft.com/office/word/2010/wordprocessingCanvas" xmlns:cx="http://schemas.microsoft.com/office/drawing/2014/chartex" xmlns:cx1="http://schemas.microsoft.com/office/drawing/2015/9/8/chartex" xmlns:cx2="http://schemas.microsoft.com/office/drawing/2015/10/21/chartex" xmlns:cx3="http://schemas.microsoft.com/office/drawing/2016/5/9/chartex" xmlns:cx4="http://schemas.microsoft.com/office/drawing/2016/5/10/chartex" xmlns:cx5="http://schemas.microsoft.com/office/drawing/2016/5/11/chartex" xmlns:cx6="http://schemas.microsoft.com/office/drawing/2016/5/12/chartex" xmlns:cx7="http://schemas.microsoft.com/office/drawing/2016/5/13/chartex" xmlns:cx8="http://schemas.microsoft.com/office/drawing/2016/5/14/chartex" xmlns:mc="http://schemas.openxmlformats.org/markup-compatibility/2006" xmlns:aink="http://schemas.microsoft.com/office/drawing/2016/ink" xmlns:am3d="http://schemas.microsoft.com/office/drawing/2017/model3d" xmlns:o="urn:schemas-microsoft-com:office:office" xmlns:r="http://schemas.openxmlformats.org/officeDocument/2006/relationships" xmlns:m="http://schemas.openxmlformats.org/officeDocument/2006/math" xmlns:v="urn:schemas-microsoft-com:vml" xmlns:wp14="http://schemas.microsoft.com/office/word/2010/wordprocessingDrawing" xmlns:wp="http://schemas.openxmlformats.org/drawingml/2006/wordprocessingDrawing" xmlns:w10="urn:schemas-microsoft-com:office:word" xmlns:w="http://schemas.openxmlformats.org/wordprocessingml/2006/main" xmlns:w14="http://schemas.microsoft.com/office/word/2010/wordml" xmlns:w15="http://schemas.microsoft.com/office/word/2012/wordml" xmlns:w16cid="http://schemas.microsoft.com/office/word/2016/wordml/cid" xmlns:w16se="http://schemas.microsoft.com/office/word/2015/wordml/symex" xmlns:wpg="http://schemas.microsoft.com/office/word/2010/wordprocessingGroup" xmlns:wpi="http://schemas.microsoft.com/office/word/2010/wordprocessingInk" xmlns:wne="http://schemas.microsoft.com/office/word/2006/wordml" xmlns:wps="http://schemas.microsoft.com/office/word/2010/wordprocessingShape" mc:Ignorable="w14 w15 w16se w16cid wp14">
+<w:hdr xmlns:wpc="http://schemas.microsoft.com/office/word/2010/wordprocessingCanvas" xmlns:cx="http://schemas.microsoft.com/office/drawing/2014/chartex" xmlns:cx1="http://schemas.microsoft.com/office/drawing/2015/9/8/chartex" xmlns:cx2="http://schemas.microsoft.com/office/drawing/2015/10/21/chartex" xmlns:cx3="http://schemas.microsoft.com/office/drawing/2016/5/9/chartex" xmlns:cx4="http://schemas.microsoft.com/office/drawing/2016/5/10/chartex" xmlns:cx5="http://schemas.microsoft.com/office/drawing/2016/5/11/chartex" xmlns:cx6="http://schemas.microsoft.com/office/drawing/2016/5/12/chartex" xmlns:cx7="http://schemas.microsoft.com/office/drawing/2016/5/13/chartex" xmlns:cx8="http://schemas.microsoft.com/office/drawing/2016/5/14/chartex" xmlns:mc="http://schemas.openxmlformats.org/markup-compatibility/2006" xmlns:aink="http://schemas.microsoft.com/office/drawing/2016/ink" xmlns:am3d="http://schemas.microsoft.com/office/drawing/2017/model3d" xmlns:o="urn:schemas-microsoft-com:office:office" xmlns:oel="http://schemas.microsoft.com/office/2019/extlst" xmlns:r="http://schemas.openxmlformats.org/officeDocument/2006/relationships" xmlns:m="http://schemas.openxmlformats.org/officeDocument/2006/math" xmlns:v="urn:schemas-microsoft-com:vml" xmlns:wp14="http://schemas.microsoft.com/office/word/2010/wordprocessingDrawing" xmlns:wp="http://schemas.openxmlformats.org/drawingml/2006/wordprocessingDrawing" xmlns:w10="urn:schemas-microsoft-com:office:word" xmlns:w="http://schemas.openxmlformats.org/wordprocessingml/2006/main" xmlns:w14="http://schemas.microsoft.com/office/word/2010/wordml" xmlns:w15="http://schemas.microsoft.com/office/word/2012/wordml" xmlns:w16cex="http://schemas.microsoft.com/office/word/2018/wordml/cex" xmlns:w16cid="http://schemas.microsoft.com/office/word/2016/wordml/cid" xmlns:w16="http://schemas.microsoft.com/office/word/2018/wordml" xmlns:w16du="http://schemas.microsoft.com/office/word/2023/wordml/word16du" xmlns:w16sdtdh="http://schemas.microsoft.com/office/word/2020/wordml/sdtdatahash" xmlns:w16sdtfl="http://schemas.microsoft.com/office/word/2024/wordml/sdtformatlock" xmlns:w16se="http://schemas.microsoft.com/office/word/2015/wordml/symex" xmlns:wpg="http://schemas.microsoft.com/office/word/2010/wordprocessingGroup" xmlns:wpi="http://schemas.microsoft.com/office/word/2010/wordprocessingInk" xmlns:wne="http://schemas.microsoft.com/office/word/2006/wordml" xmlns:wps="http://schemas.microsoft.com/office/word/2010/wordprocessingShape" mc:Ignorable="w14 w15 w16se w16cid w16 w16cex w16sdtdh w16sdtfl w16du wp14">
   <w:p>
     <w:pPr>
       <w:pStyle w:val="Encabezado"/>
@@ -4397,7 +6769,7 @@
 </file>
 
 <file path=word/numbering.xml><?xml version="1.0" encoding="utf-8"?>
-<w:numbering xmlns:wpc="http://schemas.microsoft.com/office/word/2010/wordprocessingCanvas" xmlns:cx="http://schemas.microsoft.com/office/drawing/2014/chartex" xmlns:cx1="http://schemas.microsoft.com/office/drawing/2015/9/8/chartex" xmlns:cx2="http://schemas.microsoft.com/office/drawing/2015/10/21/chartex" xmlns:cx3="http://schemas.microsoft.com/office/drawing/2016/5/9/chartex" xmlns:cx4="http://schemas.microsoft.com/office/drawing/2016/5/10/chartex" xmlns:cx5="http://schemas.microsoft.com/office/drawing/2016/5/11/chartex" xmlns:cx6="http://schemas.microsoft.com/office/drawing/2016/5/12/chartex" xmlns:cx7="http://schemas.microsoft.com/office/drawing/2016/5/13/chartex" xmlns:cx8="http://schemas.microsoft.com/office/drawing/2016/5/14/chartex" xmlns:mc="http://schemas.openxmlformats.org/markup-compatibility/2006" xmlns:aink="http://schemas.microsoft.com/office/drawing/2016/ink" xmlns:am3d="http://schemas.microsoft.com/office/drawing/2017/model3d" xmlns:o="urn:schemas-microsoft-com:office:office" xmlns:r="http://schemas.openxmlformats.org/officeDocument/2006/relationships" xmlns:m="http://schemas.openxmlformats.org/officeDocument/2006/math" xmlns:v="urn:schemas-microsoft-com:vml" xmlns:wp14="http://schemas.microsoft.com/office/word/2010/wordprocessingDrawing" xmlns:wp="http://schemas.openxmlformats.org/drawingml/2006/wordprocessingDrawing" xmlns:w10="urn:schemas-microsoft-com:office:word" xmlns:w="http://schemas.openxmlformats.org/wordprocessingml/2006/main" xmlns:w14="http://schemas.microsoft.com/office/word/2010/wordml" xmlns:w15="http://schemas.microsoft.com/office/word/2012/wordml" xmlns:w16cid="http://schemas.microsoft.com/office/word/2016/wordml/cid" xmlns:w16se="http://schemas.microsoft.com/office/word/2015/wordml/symex" xmlns:wpg="http://schemas.microsoft.com/office/word/2010/wordprocessingGroup" xmlns:wpi="http://schemas.microsoft.com/office/word/2010/wordprocessingInk" xmlns:wne="http://schemas.microsoft.com/office/word/2006/wordml" xmlns:wps="http://schemas.microsoft.com/office/word/2010/wordprocessingShape" mc:Ignorable="w14 w15 w16se w16cid wp14">
+<w:numbering xmlns:wpc="http://schemas.microsoft.com/office/word/2010/wordprocessingCanvas" xmlns:cx="http://schemas.microsoft.com/office/drawing/2014/chartex" xmlns:cx1="http://schemas.microsoft.com/office/drawing/2015/9/8/chartex" xmlns:cx2="http://schemas.microsoft.com/office/drawing/2015/10/21/chartex" xmlns:cx3="http://schemas.microsoft.com/office/drawing/2016/5/9/chartex" xmlns:cx4="http://schemas.microsoft.com/office/drawing/2016/5/10/chartex" xmlns:cx5="http://schemas.microsoft.com/office/drawing/2016/5/11/chartex" xmlns:cx6="http://schemas.microsoft.com/office/drawing/2016/5/12/chartex" xmlns:cx7="http://schemas.microsoft.com/office/drawing/2016/5/13/chartex" xmlns:cx8="http://schemas.microsoft.com/office/drawing/2016/5/14/chartex" xmlns:mc="http://schemas.openxmlformats.org/markup-compatibility/2006" xmlns:aink="http://schemas.microsoft.com/office/drawing/2016/ink" xmlns:am3d="http://schemas.microsoft.com/office/drawing/2017/model3d" xmlns:o="urn:schemas-microsoft-com:office:office" xmlns:oel="http://schemas.microsoft.com/office/2019/extlst" xmlns:r="http://schemas.openxmlformats.org/officeDocument/2006/relationships" xmlns:m="http://schemas.openxmlformats.org/officeDocument/2006/math" xmlns:v="urn:schemas-microsoft-com:vml" xmlns:wp14="http://schemas.microsoft.com/office/word/2010/wordprocessingDrawing" xmlns:wp="http://schemas.openxmlformats.org/drawingml/2006/wordprocessingDrawing" xmlns:w10="urn:schemas-microsoft-com:office:word" xmlns:w="http://schemas.openxmlformats.org/wordprocessingml/2006/main" xmlns:w14="http://schemas.microsoft.com/office/word/2010/wordml" xmlns:w15="http://schemas.microsoft.com/office/word/2012/wordml" xmlns:w16cex="http://schemas.microsoft.com/office/word/2018/wordml/cex" xmlns:w16cid="http://schemas.microsoft.com/office/word/2016/wordml/cid" xmlns:w16="http://schemas.microsoft.com/office/word/2018/wordml" xmlns:w16du="http://schemas.microsoft.com/office/word/2023/wordml/word16du" xmlns:w16sdtdh="http://schemas.microsoft.com/office/word/2020/wordml/sdtdatahash" xmlns:w16sdtfl="http://schemas.microsoft.com/office/word/2024/wordml/sdtformatlock" xmlns:w16se="http://schemas.microsoft.com/office/word/2015/wordml/symex" xmlns:wpg="http://schemas.microsoft.com/office/word/2010/wordprocessingGroup" xmlns:wpi="http://schemas.microsoft.com/office/word/2010/wordprocessingInk" xmlns:wne="http://schemas.microsoft.com/office/word/2006/wordml" xmlns:wps="http://schemas.microsoft.com/office/word/2010/wordprocessingShape" mc:Ignorable="w14 w15 w16se w16cid w16 w16cex w16sdtdh w16sdtfl w16du wp14">
   <w:abstractNum w:abstractNumId="0" w15:restartNumberingAfterBreak="0">
     <w:nsid w:val="14814DC7"/>
     <w:multiLevelType w:val="multilevel"/>
@@ -6191,50 +8563,50 @@
       </w:rPr>
     </w:lvl>
   </w:abstractNum>
-  <w:num w:numId="1">
+  <w:num w:numId="1" w16cid:durableId="416099322">
     <w:abstractNumId w:val="7"/>
   </w:num>
-  <w:num w:numId="2">
+  <w:num w:numId="2" w16cid:durableId="2001887800">
     <w:abstractNumId w:val="4"/>
   </w:num>
-  <w:num w:numId="3">
+  <w:num w:numId="3" w16cid:durableId="572588406">
     <w:abstractNumId w:val="0"/>
   </w:num>
-  <w:num w:numId="4">
+  <w:num w:numId="4" w16cid:durableId="1100487004">
     <w:abstractNumId w:val="12"/>
   </w:num>
-  <w:num w:numId="5">
+  <w:num w:numId="5" w16cid:durableId="824660820">
     <w:abstractNumId w:val="3"/>
   </w:num>
-  <w:num w:numId="6">
+  <w:num w:numId="6" w16cid:durableId="834226094">
     <w:abstractNumId w:val="6"/>
   </w:num>
-  <w:num w:numId="7">
+  <w:num w:numId="7" w16cid:durableId="1505166400">
     <w:abstractNumId w:val="9"/>
   </w:num>
-  <w:num w:numId="8">
+  <w:num w:numId="8" w16cid:durableId="1681158458">
     <w:abstractNumId w:val="10"/>
   </w:num>
-  <w:num w:numId="9">
+  <w:num w:numId="9" w16cid:durableId="665012168">
     <w:abstractNumId w:val="11"/>
   </w:num>
-  <w:num w:numId="10">
+  <w:num w:numId="10" w16cid:durableId="2044671171">
     <w:abstractNumId w:val="2"/>
   </w:num>
-  <w:num w:numId="11">
+  <w:num w:numId="11" w16cid:durableId="570312586">
     <w:abstractNumId w:val="1"/>
   </w:num>
-  <w:num w:numId="12">
+  <w:num w:numId="12" w16cid:durableId="1377466656">
     <w:abstractNumId w:val="5"/>
   </w:num>
-  <w:num w:numId="13">
+  <w:num w:numId="13" w16cid:durableId="6031349">
     <w:abstractNumId w:val="8"/>
   </w:num>
 </w:numbering>
 </file>
 
 <file path=word/styles.xml><?xml version="1.0" encoding="utf-8"?>
-<w:styles xmlns:mc="http://schemas.openxmlformats.org/markup-compatibility/2006" xmlns:r="http://schemas.openxmlformats.org/officeDocument/2006/relationships" xmlns:w="http://schemas.openxmlformats.org/wordprocessingml/2006/main" xmlns:w14="http://schemas.microsoft.com/office/word/2010/wordml" xmlns:w15="http://schemas.microsoft.com/office/word/2012/wordml" xmlns:w16cid="http://schemas.microsoft.com/office/word/2016/wordml/cid" xmlns:w16se="http://schemas.microsoft.com/office/word/2015/wordml/symex" mc:Ignorable="w14 w15 w16se w16cid">
+<w:styles xmlns:mc="http://schemas.openxmlformats.org/markup-compatibility/2006" xmlns:r="http://schemas.openxmlformats.org/officeDocument/2006/relationships" xmlns:w="http://schemas.openxmlformats.org/wordprocessingml/2006/main" xmlns:w14="http://schemas.microsoft.com/office/word/2010/wordml" xmlns:w15="http://schemas.microsoft.com/office/word/2012/wordml" xmlns:w16cex="http://schemas.microsoft.com/office/word/2018/wordml/cex" xmlns:w16cid="http://schemas.microsoft.com/office/word/2016/wordml/cid" xmlns:w16="http://schemas.microsoft.com/office/word/2018/wordml" xmlns:w16du="http://schemas.microsoft.com/office/word/2023/wordml/word16du" xmlns:w16sdtdh="http://schemas.microsoft.com/office/word/2020/wordml/sdtdatahash" xmlns:w16sdtfl="http://schemas.microsoft.com/office/word/2024/wordml/sdtformatlock" xmlns:w16se="http://schemas.microsoft.com/office/word/2015/wordml/symex" mc:Ignorable="w14 w15 w16se w16cid w16 w16cex w16sdtdh w16sdtfl w16du">
   <w:docDefaults>
     <w:rPrDefault>
       <w:rPr>
@@ -6250,7 +8622,7 @@
       </w:pPr>
     </w:pPrDefault>
   </w:docDefaults>
-  <w:latentStyles w:defLockedState="0" w:defUIPriority="99" w:defSemiHidden="0" w:defUnhideWhenUsed="0" w:defQFormat="0" w:count="375">
+  <w:latentStyles w:defLockedState="0" w:defUIPriority="99" w:defSemiHidden="0" w:defUnhideWhenUsed="0" w:defQFormat="0" w:count="376">
     <w:lsdException w:name="Normal" w:uiPriority="0" w:qFormat="1"/>
     <w:lsdException w:name="heading 1" w:uiPriority="9" w:qFormat="1"/>
     <w:lsdException w:name="heading 2" w:semiHidden="1" w:uiPriority="9" w:unhideWhenUsed="1" w:qFormat="1"/>
@@ -6626,6 +8998,7 @@
     <w:lsdException w:name="Smart Hyperlink" w:semiHidden="1" w:unhideWhenUsed="1"/>
     <w:lsdException w:name="Hashtag" w:semiHidden="1" w:unhideWhenUsed="1"/>
     <w:lsdException w:name="Unresolved Mention" w:semiHidden="1" w:unhideWhenUsed="1"/>
+    <w:lsdException w:name="Smart Link" w:semiHidden="1" w:unhideWhenUsed="1"/>
   </w:latentStyles>
   <w:style w:type="paragraph" w:default="1" w:styleId="Normal">
     <w:name w:val="Normal"/>
@@ -6794,7 +9167,7 @@
       <w:lang w:eastAsia="es-AR"/>
     </w:rPr>
   </w:style>
-  <w:style w:type="character" w:styleId="Textoennegrita">
+  <w:style w:type="character" w:styleId="Fuerte">
     <w:name w:val="Strong"/>
     <w:basedOn w:val="Fuentedeprrafopredeter"/>
     <w:uiPriority w:val="22"/>
